--- a/reports/Sirajuddin_AAI590_FinalReport.docx
+++ b/reports/Sirajuddin_AAI590_FinalReport.docx
@@ -486,13 +486,13 @@
         <w:rPr>
           <w:sz w:val="22"/>
         </w:rPr>
-        <w:t xml:space="preserve">The two data streams presented very different data-quality profiles. The price panel arrived unusually clean: no missing price fields, every ticker present for all 1,507 sessions with no unexplained gaps, and an automated screen for extreme single-day moves not corroborated by trading volume (the signature of bad prints or unadjusted split artifacts) flagged zero rows, confirming that vendor adjustments correctly absorbed even the large splits inside the window, such as </w:t>
-      </w:r>
-      <w:r>
-        <w:rPr>
-          <w:sz w:val="22"/>
-        </w:rPr>
-        <w:t xml:space="preserve">Amazon's 20-for-1 and Tesla's 3-for-1 splits in 2022. I retained all these checks as permanent validation stages rather than one-time steps; in a fully developed pipeline they would run automatically on every ingest with alerts. The news stream required more intervention. </w:t>
+        <w:t xml:space="preserve">The two data streams presented different data-quality profiles. The price panel arrived clean: no missing fields, every ticker present for all 1,507 sessions, and an automated screen for extreme single-day moves not corroborated by volume flagged zero rows, confirming that vendor adjustments correctly absorbed even large splits such as Amazon's 20-for-1 and Tesla's 3-for-1. The news stream required more intervention. Alphabet was tagged under GOOG rather than GOOGL, which </w:t>
+      </w:r>
+      <w:r>
+        <w:rPr>
+          <w:sz w:val="22"/>
+        </w:rPr>
+        <w:t>initially returned zero articles until the symbol mapping was fixed; and a pagination bug silently truncated several heavily-covered tickers at exactly one thousand articles, caught by a completeness check that flags any ticker not spanning the full window. Removing duplicate wire copies and sub-ten-character fragments reduced the raw 100,678 articles to 95,758. Because many articles publish after the close or on weekends, every article is mapped at ingestion to its effective date, the first session it could have been traded on, guarding the pipeline against look-ahead bias (Lopez de Prado, 2018).</w:t>
       </w:r>
     </w:p>
     <w:p>
@@ -551,7 +551,14 @@
         <w:rPr>
           <w:sz w:val="22"/>
         </w:rPr>
-        <w:t xml:space="preserve">The most consequential remaining dataset constraint is the depth of the news history. The Alpha Vantage news-and-sentiment archive begins in March 2022, so the joint news-and-price window spans roughly three years and ten months. This is a substantial improvement over the single-year coverage of the free tier of the vendor initially considered, and it is deep enough to support a conventional calendar-based split, tuning signal parameters </w:t>
+        <w:t xml:space="preserve">The most consequential remaining dataset constraint is the depth of the news history. The Alpha Vantage news-and-sentiment archive begins in March 2022, so the </w:t>
+      </w:r>
+      <w:r>
+        <w:rPr>
+          <w:sz w:val="22"/>
+        </w:rPr>
+        <w:lastRenderedPageBreak/>
+        <w:t xml:space="preserve">joint news-and-price window spans roughly three years and ten months. This is a substantial improvement over the single-year coverage of the free tier of the vendor initially considered, and it is deep enough to support a conventional calendar-based split, tuning signal parameters </w:t>
       </w:r>
       <w:proofErr w:type="gramStart"/>
       <w:r>
@@ -565,14 +572,7 @@
         <w:rPr>
           <w:sz w:val="22"/>
         </w:rPr>
-        <w:t xml:space="preserve"> 2022 through 2024 and reserving the full 2025 year as an untouched out-of-sample period. It </w:t>
-      </w:r>
-      <w:r>
-        <w:rPr>
-          <w:sz w:val="22"/>
-        </w:rPr>
-        <w:lastRenderedPageBreak/>
-        <w:t>nonetheless bounds the longest holding horizons: a one-hundred-twenty-six-trading-day position opened late in the out-of-sample year cannot complete within it, so the longest horizons accumulate few non-overlapping trades and are interpreted with corresponding caution. In a production system the remedy is straightforward, whether a commercial feed with deeper history, additional providers for cross-source robustness, or simply accumulating one's own point-in-time archive over time.</w:t>
+        <w:t xml:space="preserve"> 2022 through 2024 and reserving the full 2025 year as an untouched out-of-sample period. It nonetheless bounds the longest holding horizons: a one-hundred-twenty-six-trading-day position opened late in the out-of-sample year cannot complete within it, so the longest horizons accumulate few non-overlapping trades and are interpreted with corresponding caution. In a production system the remedy is straightforward, whether a commercial feed with deeper history, additional providers for cross-source robustness, or simply accumulating one's own point-in-time archive over time.</w:t>
       </w:r>
     </w:p>
     <w:p>
@@ -581,9 +581,12 @@
         <w:jc w:val="both"/>
       </w:pPr>
       <w:r>
+        <w:rPr>
+          <w:noProof/>
+        </w:rPr>
         <w:drawing>
-          <wp:inline distT="0" distB="0" distL="0" distR="0" wp14:anchorId="790A343B" wp14:editId="760BAD93">
-            <wp:extent cx="3086100" cy="1052830"/>
+          <wp:inline distT="0" distB="0" distL="0" distR="0" wp14:anchorId="790A343B" wp14:editId="09D2A3ED">
+            <wp:extent cx="3071213" cy="1047750"/>
             <wp:effectExtent l="0" t="0" r="0" b="0"/>
             <wp:docPr id="191645837" name="Picture 1"/>
             <wp:cNvGraphicFramePr>
@@ -605,7 +608,7 @@
                   <pic:spPr>
                     <a:xfrm>
                       <a:off x="0" y="0"/>
-                      <a:ext cx="3086100" cy="1052830"/>
+                      <a:ext cx="3078375" cy="1050193"/>
                     </a:xfrm>
                     <a:prstGeom prst="rect">
                       <a:avLst/>
@@ -621,70 +624,50 @@
     <w:p>
       <w:pPr>
         <w:spacing w:before="120" w:after="40"/>
-        <w:jc w:val="center"/>
-      </w:pPr>
-      <w:r>
-        <w:rPr>
-          <w:i/>
+        <w:rPr>
+          <w:iCs/>
+        </w:rPr>
+      </w:pPr>
+      <w:r>
+        <w:rPr>
+          <w:iCs/>
           <w:color w:val="888888"/>
           <w:sz w:val="18"/>
         </w:rPr>
-        <w:t>[Figure 2.1]</w:t>
+        <w:t>Figure 2.1</w:t>
       </w:r>
     </w:p>
     <w:p>
       <w:pPr>
         <w:spacing w:after="160"/>
-        <w:jc w:val="center"/>
-      </w:pPr>
-      <w:r>
-        <w:rPr>
-          <w:i/>
+        <w:rPr>
+          <w:iCs/>
+        </w:rPr>
+      </w:pPr>
+      <w:r>
+        <w:rPr>
+          <w:iCs/>
           <w:color w:val="888888"/>
           <w:sz w:val="18"/>
         </w:rPr>
-        <w:t>Left</w:t>
-      </w:r>
-      <w:r>
-        <w:rPr>
-          <w:i/>
+        <w:t xml:space="preserve">Left: distribution of daily returns pooled across all twenty tickers, showing the sharp peak and heavy tails characteristic of equity returns. Right: cross-sectional </w:t>
+      </w:r>
+      <w:proofErr w:type="gramStart"/>
+      <w:r>
+        <w:rPr>
+          <w:iCs/>
           <w:color w:val="888888"/>
           <w:sz w:val="18"/>
         </w:rPr>
-        <w:t xml:space="preserve">: distribution of daily returns pooled across all twenty tickers, showing the sharp peak and heavy tails characteristic of equity returns. </w:t>
-      </w:r>
-      <w:r>
-        <w:rPr>
-          <w:i/>
+        <w:t>mean</w:t>
+      </w:r>
+      <w:proofErr w:type="gramEnd"/>
+      <w:r>
+        <w:rPr>
+          <w:iCs/>
           <w:color w:val="888888"/>
           <w:sz w:val="18"/>
         </w:rPr>
-        <w:t>Right</w:t>
-      </w:r>
-      <w:r>
-        <w:rPr>
-          <w:i/>
-          <w:color w:val="888888"/>
-          <w:sz w:val="18"/>
-        </w:rPr>
-        <w:t xml:space="preserve">: cross-sectional </w:t>
-      </w:r>
-      <w:proofErr w:type="gramStart"/>
-      <w:r>
-        <w:rPr>
-          <w:i/>
-          <w:color w:val="888888"/>
-          <w:sz w:val="18"/>
-        </w:rPr>
-        <w:t>mean</w:t>
-      </w:r>
-      <w:proofErr w:type="gramEnd"/>
-      <w:r>
-        <w:rPr>
-          <w:i/>
-          <w:color w:val="888888"/>
-          <w:sz w:val="18"/>
-        </w:rPr>
         <w:t xml:space="preserve"> of 21-day annualized volatility, with pronounced spikes in March 2020 and 2025 and elevated levels through the 2022 drawdown.</w:t>
       </w:r>
     </w:p>
@@ -714,7 +697,13 @@
         <w:rPr>
           <w:sz w:val="22"/>
         </w:rPr>
-        <w:t xml:space="preserve"> of equity returns (Cont, 2001), and they motivate two design choices: performance is reported with maximum drawdown alongside the Sharpe ratio, since volatility alone understates tail risk, and the news window spans meaningfully different volatility regimes. On the news side, Figure 2.2 shows the article-level sentiment scores are strongly trimodal: a large central mass near zero, reflecting routine neutral corporate coverage, and secondary modes near the extremes where the classifier is confident. The entry thresholds of plus or minus 0.35 fall in the sparsely populated valleys between these modes, which means the number of trading signals is not overly sensitive to the exact threshold value. </w:t>
+        <w:t xml:space="preserve"> of equity returns (Cont, 2001), and they motivate two design choices: performance is reported with maximum drawdown alongside the Sharpe ratio, since volatility alone understates tail risk, and the news window spans meaningfully different volatility regimes. On the news side, Figure 2.2 shows the article-level sentiment scores are strongly trimodal: a large central mass near zero, reflecting routine neutral corporate coverage, and secondary modes near the extremes where the classifier </w:t>
+      </w:r>
+      <w:r>
+        <w:rPr>
+          <w:sz w:val="22"/>
+        </w:rPr>
+        <w:t xml:space="preserve">is confident. The entry thresholds of plus or minus 0.35 fall in the sparsely populated valleys between these modes, which means the number of trading signals is not overly sensitive to the exact threshold value. </w:t>
       </w:r>
     </w:p>
     <w:p>
@@ -743,13 +732,7 @@
         <w:rPr>
           <w:sz w:val="22"/>
         </w:rPr>
-        <w:t xml:space="preserve"> beat scores 0.94 positive, a regulatory-investigation headline 0.73 negative, and a </w:t>
-      </w:r>
-      <w:r>
-        <w:rPr>
-          <w:sz w:val="22"/>
-        </w:rPr>
-        <w:t>routine meeting announcement 0.94 neutral. Most directly, Figure 2.3 relates the daily average sentiment to the following day's return: the Spearman rank correlation is small and positive (approximately 0.04), a magnitude consistent with the prior literature, where news-tone effects on returns are economically meaningful yet statistically modest at the daily level (Tetlock, 2007; Heston &amp; Sinha, 2017). This is exactly the regime this project is designed for: a weak per-observation signal that must be aggregated, filtered, and evaluated on a risk-adjusted basis across horizons, rather than a large edge visible to the naked eye.</w:t>
+        <w:t xml:space="preserve"> beat scores 0.94 positive, a regulatory-investigation headline 0.73 negative, and a routine meeting announcement 0.94 neutral. Most directly, Figure 2.3 relates the daily average sentiment to the following day's return: the Spearman rank correlation is small and positive (approximately 0.04), a magnitude consistent with the prior literature, where news-tone effects on returns are economically meaningful yet statistically modest at the daily level (Tetlock, 2007; Heston &amp; Sinha, 2017). This is exactly the regime this project is designed for: a weak per-observation signal that must be aggregated, filtered, and evaluated on a risk-adjusted basis across horizons, rather than a large edge visible to the naked eye.</w:t>
       </w:r>
     </w:p>
     <w:p>
@@ -758,10 +741,13 @@
         <w:jc w:val="center"/>
       </w:pPr>
       <w:r>
+        <w:rPr>
+          <w:noProof/>
+        </w:rPr>
         <w:drawing>
-          <wp:inline distT="0" distB="0" distL="0" distR="0" wp14:anchorId="57607059" wp14:editId="66A4E718">
-            <wp:extent cx="3024490" cy="1714500"/>
-            <wp:effectExtent l="0" t="0" r="5080" b="0"/>
+          <wp:inline distT="0" distB="0" distL="0" distR="0" wp14:anchorId="57607059" wp14:editId="1173EFEB">
+            <wp:extent cx="3125305" cy="1771650"/>
+            <wp:effectExtent l="0" t="0" r="0" b="0"/>
             <wp:docPr id="1014168896" name="Picture 1"/>
             <wp:cNvGraphicFramePr>
               <a:graphicFrameLocks xmlns:a="http://schemas.openxmlformats.org/drawingml/2006/main" noChangeAspect="1"/>
@@ -782,7 +768,7 @@
                   <pic:spPr>
                     <a:xfrm>
                       <a:off x="0" y="0"/>
-                      <a:ext cx="3028327" cy="1716675"/>
+                      <a:ext cx="3133453" cy="1776269"/>
                     </a:xfrm>
                     <a:prstGeom prst="rect">
                       <a:avLst/>
@@ -798,30 +784,31 @@
     <w:p>
       <w:pPr>
         <w:spacing w:before="120" w:after="40"/>
-        <w:jc w:val="center"/>
-      </w:pPr>
-      <w:r>
-        <w:rPr>
-          <w:i/>
+        <w:rPr>
+          <w:iCs/>
+        </w:rPr>
+      </w:pPr>
+      <w:r>
+        <w:rPr>
+          <w:iCs/>
           <w:color w:val="888888"/>
           <w:sz w:val="18"/>
         </w:rPr>
-        <w:t>[Figure 2.2]</w:t>
+        <w:t>Figure 2.2</w:t>
       </w:r>
     </w:p>
     <w:p>
       <w:pPr>
         <w:spacing w:after="160"/>
-        <w:jc w:val="center"/>
-        <w:rPr>
-          <w:i/>
+        <w:rPr>
+          <w:iCs/>
           <w:color w:val="888888"/>
           <w:sz w:val="18"/>
         </w:rPr>
       </w:pPr>
       <w:r>
         <w:rPr>
-          <w:i/>
+          <w:iCs/>
           <w:color w:val="888888"/>
           <w:sz w:val="18"/>
         </w:rPr>
@@ -834,10 +821,13 @@
         <w:jc w:val="center"/>
       </w:pPr>
       <w:r>
+        <w:rPr>
+          <w:noProof/>
+        </w:rPr>
         <w:drawing>
-          <wp:inline distT="0" distB="0" distL="0" distR="0" wp14:anchorId="3809DA1B" wp14:editId="5EE10599">
-            <wp:extent cx="2988334" cy="2057400"/>
-            <wp:effectExtent l="0" t="0" r="2540" b="0"/>
+          <wp:inline distT="0" distB="0" distL="0" distR="0" wp14:anchorId="3809DA1B" wp14:editId="77811D6B">
+            <wp:extent cx="3143250" cy="2164055"/>
+            <wp:effectExtent l="0" t="0" r="0" b="8255"/>
             <wp:docPr id="1920701158" name="Picture 1"/>
             <wp:cNvGraphicFramePr>
               <a:graphicFrameLocks xmlns:a="http://schemas.openxmlformats.org/drawingml/2006/main" noChangeAspect="1"/>
@@ -858,7 +848,7 @@
                   <pic:spPr>
                     <a:xfrm>
                       <a:off x="0" y="0"/>
-                      <a:ext cx="2988994" cy="2057854"/>
+                      <a:ext cx="3157965" cy="2174186"/>
                     </a:xfrm>
                     <a:prstGeom prst="rect">
                       <a:avLst/>
@@ -874,25 +864,30 @@
     <w:p>
       <w:pPr>
         <w:spacing w:before="120" w:after="40"/>
-        <w:jc w:val="center"/>
-      </w:pPr>
-      <w:r>
-        <w:rPr>
-          <w:i/>
+        <w:rPr>
+          <w:iCs/>
+        </w:rPr>
+      </w:pPr>
+      <w:r>
+        <w:rPr>
+          <w:iCs/>
           <w:color w:val="888888"/>
           <w:sz w:val="18"/>
         </w:rPr>
-        <w:t>[Figure 2.3]</w:t>
+        <w:lastRenderedPageBreak/>
+        <w:t>Figure 2.3</w:t>
       </w:r>
     </w:p>
     <w:p>
       <w:pPr>
         <w:spacing w:after="160"/>
-        <w:jc w:val="center"/>
-      </w:pPr>
-      <w:r>
-        <w:rPr>
-          <w:i/>
+        <w:rPr>
+          <w:iCs/>
+        </w:rPr>
+      </w:pPr>
+      <w:r>
+        <w:rPr>
+          <w:iCs/>
           <w:color w:val="888888"/>
           <w:sz w:val="18"/>
         </w:rPr>
@@ -911,14 +906,7 @@
         <w:rPr>
           <w:sz w:val="22"/>
         </w:rPr>
-        <w:t xml:space="preserve">Relationships among the variables themselves shape how the models are built. Figure 2.4 shows the pairwise correlation of daily returns across the universe: the </w:t>
-      </w:r>
-      <w:r>
-        <w:rPr>
-          <w:sz w:val="22"/>
-        </w:rPr>
-        <w:lastRenderedPageBreak/>
-        <w:t>average correlation is 0.361, with a visibly tighter technology cluster and weaker co-movement among the defensive names. Two consequences follow. Because simultaneous positions in correlated names are not independent bets, the backtest caps the number of concurrent positions and reports portfolio-level drawdown rather than treating trades as uncorrelated, and an equal-weighted buy-and-hold portfolio of the same names is the natural passive baseline, since it inherits the same correlation structure. Among the derived price variables, strong correlations exist by construction (the moving averages are smoothed versions of the same price series, and momentum and the oscillator overlap), which is harmless for the rule-based signal filter but argues for the small, normalized feature set used for the sequence model rather than a large redundant one. The sentiment aggregates, finally, are deliberately constructed from current and past information only, so any correlation they show with future returns reflects genuine predictive content rather than leakage from the alignment process.</w:t>
+        <w:t>Relationships among the variables themselves shape how the models are built. Figure 2.4 shows the pairwise correlation of daily returns across the universe: the average correlation is 0.361, with a visibly tighter technology cluster and weaker co-movement among the defensive names. Two consequences follow. Because simultaneous positions in correlated names are not independent bets, the backtest caps the number of concurrent positions and reports portfolio-level drawdown rather than treating trades as uncorrelated, and an equal-weighted buy-and-hold portfolio of the same names is the natural passive baseline, since it inherits the same correlation structure. Among the derived price variables, strong correlations exist by construction (the moving averages are smoothed versions of the same price series, and momentum and the oscillator overlap), which is harmless for the rule-based signal filter but argues for the small, normalized feature set used for the sequence model rather than a large redundant one. The sentiment aggregates, finally, are deliberately constructed from current and past information only, so any correlation they show with future returns reflects genuine predictive content rather than leakage from the alignment process.</w:t>
       </w:r>
     </w:p>
     <w:p>
@@ -927,10 +915,13 @@
         <w:jc w:val="center"/>
       </w:pPr>
       <w:r>
+        <w:rPr>
+          <w:noProof/>
+        </w:rPr>
         <w:drawing>
-          <wp:inline distT="0" distB="0" distL="0" distR="0" wp14:anchorId="7405E783" wp14:editId="218F7066">
-            <wp:extent cx="2470337" cy="2152650"/>
-            <wp:effectExtent l="0" t="0" r="6350" b="0"/>
+          <wp:inline distT="0" distB="0" distL="0" distR="0" wp14:anchorId="7405E783" wp14:editId="52F02925">
+            <wp:extent cx="3096300" cy="2698115"/>
+            <wp:effectExtent l="0" t="0" r="8890" b="6985"/>
             <wp:docPr id="259608360" name="Picture 1"/>
             <wp:cNvGraphicFramePr>
               <a:graphicFrameLocks xmlns:a="http://schemas.openxmlformats.org/drawingml/2006/main" noChangeAspect="1"/>
@@ -951,7 +942,7 @@
                   <pic:spPr>
                     <a:xfrm>
                       <a:off x="0" y="0"/>
-                      <a:ext cx="2471794" cy="2153920"/>
+                      <a:ext cx="3124864" cy="2723006"/>
                     </a:xfrm>
                     <a:prstGeom prst="rect">
                       <a:avLst/>
@@ -967,305 +958,321 @@
     <w:p>
       <w:pPr>
         <w:spacing w:before="120" w:after="40"/>
-        <w:jc w:val="center"/>
-      </w:pPr>
-      <w:r>
-        <w:rPr>
-          <w:i/>
+        <w:rPr>
+          <w:iCs/>
           <w:color w:val="888888"/>
           <w:sz w:val="18"/>
         </w:rPr>
-        <w:t>[Figure 2.4]</w:t>
-      </w:r>
+      </w:pPr>
     </w:p>
     <w:p>
       <w:pPr>
-        <w:spacing w:after="160"/>
-        <w:jc w:val="center"/>
-      </w:pPr>
-      <w:r>
-        <w:rPr>
-          <w:i/>
+        <w:spacing w:before="120" w:after="40"/>
+        <w:rPr>
+          <w:iCs/>
           <w:color w:val="888888"/>
           <w:sz w:val="18"/>
         </w:rPr>
-        <w:t>Pairwise correlation of daily returns across the twenty-stock universe (mean 0.361). Co-movement is strongest within the technology cluster and weakest among the defensive names.</w:t>
-      </w:r>
+      </w:pPr>
     </w:p>
     <w:p>
       <w:pPr>
+        <w:spacing w:before="120" w:after="40"/>
+        <w:rPr>
+          <w:iCs/>
+        </w:rPr>
+      </w:pPr>
+      <w:r>
+        <w:rPr>
+          <w:iCs/>
+          <w:color w:val="888888"/>
+          <w:sz w:val="18"/>
+        </w:rPr>
+        <w:t>Figure 2.4</w:t>
+      </w:r>
+    </w:p>
+    <w:p>
+      <w:pPr>
+        <w:spacing w:after="160"/>
+        <w:rPr>
+          <w:iCs/>
+        </w:rPr>
+      </w:pPr>
+      <w:r>
+        <w:rPr>
+          <w:iCs/>
+          <w:color w:val="888888"/>
+          <w:sz w:val="18"/>
+        </w:rPr>
+        <w:t>Pairwise correlation of daily returns across the twenty-stock universe (mean 0.361). Co-movement is strongest within the technology cluster and weakest among the defensive names.</w:t>
+      </w:r>
+    </w:p>
+    <w:p>
+      <w:pPr>
         <w:spacing w:before="200" w:after="120"/>
         <w:rPr>
           <w:rFonts w:asciiTheme="minorHAnsi" w:hAnsiTheme="minorHAnsi"/>
         </w:rPr>
       </w:pPr>
+      <w:proofErr w:type="gramStart"/>
       <w:r>
         <w:rPr>
           <w:rFonts w:asciiTheme="minorHAnsi" w:hAnsiTheme="minorHAnsi"/>
           <w:b/>
           <w:sz w:val="26"/>
         </w:rPr>
-        <w:t>3  Literature Review</w:t>
-      </w:r>
-    </w:p>
-    <w:p>
-      <w:pPr>
-        <w:spacing w:after="120"/>
-        <w:jc w:val="both"/>
-        <w:rPr>
-          <w:sz w:val="22"/>
-        </w:rPr>
-      </w:pPr>
-      <w:r>
-        <w:rPr>
-          <w:sz w:val="22"/>
-        </w:rPr>
-        <w:t xml:space="preserve">Researchers have studied whether the tone of financial news can help predict stock returns for nearly two decades, and the methods have developed from simple word counts to context-aware deep learning models. Tetlock (2007) used the Harvard psychosocial dictionary to measure negative language in a daily Wall Street Journal column and found that high media </w:t>
-      </w:r>
-      <w:r>
-        <w:rPr>
-          <w:sz w:val="22"/>
-        </w:rPr>
-        <w:t>pessimism was followed by downward price pressure, unusually high trading volume, and a later return toward fundamentals. Loughran and McDonald (2011) showed why general-purpose dictionaries can be unreliable in finance. They found that many words labeled as negative, including tax, cost, liability, and capital, are often neutral in financial documents. Their finance-specific word lists became a widely used baseline because they better matched the meaning of financial language. However, dictionary methods still treat text as an unordered collection of words, so they can miss context, negation, and the meaning of a complete sentence.</w:t>
-      </w:r>
-    </w:p>
-    <w:p>
-      <w:pPr>
-        <w:spacing w:after="120"/>
-        <w:jc w:val="both"/>
-        <w:rPr>
-          <w:sz w:val="22"/>
-        </w:rPr>
-      </w:pPr>
-      <w:r>
-        <w:rPr>
-          <w:sz w:val="22"/>
-        </w:rPr>
-        <w:t>Later research used supervised learning, event representations, and social-media data to capture more complex relationships between language and market behavior. Ke</w:t>
-      </w:r>
-      <w:r>
-        <w:rPr>
-          <w:sz w:val="22"/>
-        </w:rPr>
-        <w:t xml:space="preserve"> et al.</w:t>
-      </w:r>
-      <w:r>
-        <w:rPr>
-          <w:sz w:val="22"/>
-        </w:rPr>
-        <w:t xml:space="preserve"> (2019) developed a supervised text-mining framework that identified return-predictive terms, </w:t>
-      </w:r>
-      <w:r>
-        <w:rPr>
-          <w:sz w:val="22"/>
-        </w:rPr>
-        <w:t>weighed</w:t>
-      </w:r>
-      <w:r>
-        <w:rPr>
-          <w:sz w:val="22"/>
-        </w:rPr>
-        <w:t xml:space="preserve"> them through a topic model, and combined them into article-level sentiment scores. Using Dow Jones Newswires, they found that task-specific sentiment scores provided stronger predictive signals than dictionary</w:t>
-      </w:r>
-      <w:r>
-        <w:rPr>
-          <w:sz w:val="22"/>
-        </w:rPr>
-        <w:t xml:space="preserve"> </w:t>
-      </w:r>
-      <w:r>
-        <w:rPr>
-          <w:sz w:val="22"/>
-        </w:rPr>
-        <w:t>measures and commercial sentiment products. Bollen</w:t>
-      </w:r>
-      <w:r>
-        <w:rPr>
-          <w:sz w:val="22"/>
-        </w:rPr>
-        <w:t xml:space="preserve"> et al.</w:t>
-      </w:r>
-      <w:r>
-        <w:rPr>
-          <w:sz w:val="22"/>
-        </w:rPr>
-        <w:t xml:space="preserve"> (2011) analyzed mood in Twitter messages and reported that one mood dimension improved directional prediction of the Dow Jones Industrial Average, although later studies have found social-media results to be less stable. Ding</w:t>
-      </w:r>
-      <w:r>
-        <w:rPr>
-          <w:sz w:val="22"/>
-        </w:rPr>
-        <w:t xml:space="preserve"> et al.</w:t>
-      </w:r>
-      <w:r>
-        <w:rPr>
-          <w:sz w:val="22"/>
-        </w:rPr>
-        <w:t xml:space="preserve"> (2015) represented financial news as structured events and used event embeddings with a convolutional neural network. Their model outperformed bag-of-words baselines when predicting both market-index and individual-stock movements.</w:t>
-      </w:r>
-    </w:p>
-    <w:p>
-      <w:pPr>
-        <w:spacing w:after="120"/>
-        <w:jc w:val="both"/>
-        <w:rPr>
-          <w:sz w:val="22"/>
-        </w:rPr>
-      </w:pPr>
-      <w:r>
-        <w:rPr>
-          <w:sz w:val="22"/>
-        </w:rPr>
-        <w:t>Commercial systems also show that news sentiment is used outside academic research. RavenPack has provided entity-tagged news analytics, sentiment measures, and event classifications since 2003 for applications such as quantitative signal generation and risk management. LSEG MarketPsych Analytics converts large volumes of news and social-media content into sentiment, emotion, and topic scores at minute, hourly, and daily frequencies, with historical data extending back to 1998. These systems demonstrate that news-derived sentiment has become an established input for financial analysis rather than remaining only a research concept.</w:t>
-      </w:r>
-    </w:p>
-    <w:p>
-      <w:pPr>
-        <w:spacing w:after="120"/>
-        <w:jc w:val="both"/>
-        <w:rPr>
-          <w:sz w:val="22"/>
-        </w:rPr>
-      </w:pPr>
-      <w:r>
-        <w:rPr>
-          <w:sz w:val="22"/>
-        </w:rPr>
-        <w:lastRenderedPageBreak/>
-        <w:t>Existing research also shows that the value of a sentiment signal depends on the prediction or holding horizon. Tetlock (2007) found that the price effects connected to media pessimism were temporary and generally reversed within about one trading week. Heston and Sinha (2017) examined this relationship more directly and reported that daily news predicted returns over the next one to two days, while news aggregated over a week predicted returns for as long as a quarter. Ke et al. (2019) similarly found that news-based strategies performed best at shorter rebalancing intervals and weakened as the interval increased from weekly to monthly and quarterly. Together, these findings show that sentiment signals decay over time and that their usefulness can change depending on how the news is aggregated and how long a position is held.</w:t>
-      </w:r>
-    </w:p>
-    <w:p>
-      <w:pPr>
-        <w:spacing w:after="120"/>
-        <w:jc w:val="both"/>
-        <w:rPr>
-          <w:sz w:val="22"/>
-        </w:rPr>
-      </w:pPr>
-      <w:r>
-        <w:rPr>
-          <w:sz w:val="22"/>
-        </w:rPr>
-        <w:t>Transformer-based sentiment models developed from earlier advances in natural language processing. Vaswani et al. (2017) introduced the transformer architecture, which uses self-attention to represent each word in relation to the other words in the same context. Devlin</w:t>
-      </w:r>
-      <w:r>
-        <w:rPr>
-          <w:sz w:val="22"/>
-        </w:rPr>
-        <w:t xml:space="preserve"> et al.</w:t>
-      </w:r>
-      <w:r>
-        <w:rPr>
-          <w:sz w:val="22"/>
-        </w:rPr>
-        <w:t xml:space="preserve"> (2019) extended this approach through BERT, a model pre-trained on large unlabeled text collections and then fine-tuned on smaller labeled datasets. BERT produced state-of-the-art results across several language-understanding tasks and reduced the amount of labeled data needed for specialized applications. Araci (2019) adapted BERT to financial language by further pre-training it on a financial news corpus and fine-tuning it on the Financial PhraseBank created by Malo et al. (2014). FinBERT improved sentiment-classification accuracy over earlier methods, especially for context-dependent financial statements that dictionary approaches often classify incorrectly. Similar transformer-based systems have also been used commercially; for example, LSEG has applied a RoBERTa-based architecture to score sentiment and emotion in company transcripts at the sentence level across thousands of companies</w:t>
-      </w:r>
-      <w:r>
-        <w:rPr>
-          <w:sz w:val="22"/>
-        </w:rPr>
-        <w:t xml:space="preserve"> (</w:t>
-      </w:r>
-      <w:r>
-        <w:rPr>
-          <w:sz w:val="22"/>
-        </w:rPr>
-        <w:t>London Stock Exchange Group, 2025</w:t>
-      </w:r>
-      <w:r>
-        <w:rPr>
-          <w:sz w:val="22"/>
-        </w:rPr>
-        <w:t>)</w:t>
-      </w:r>
-      <w:r>
-        <w:rPr>
-          <w:sz w:val="22"/>
-        </w:rPr>
-        <w:t>.</w:t>
-      </w:r>
-      <w:r>
-        <w:rPr>
-          <w:sz w:val="22"/>
-        </w:rPr>
-        <w:t xml:space="preserve"> </w:t>
-      </w:r>
-    </w:p>
-    <w:p>
-      <w:pPr>
-        <w:spacing w:after="120"/>
-        <w:jc w:val="both"/>
-        <w:rPr>
-          <w:sz w:val="22"/>
-        </w:rPr>
-      </w:pPr>
-      <w:r>
-        <w:rPr>
-          <w:sz w:val="22"/>
-        </w:rPr>
-        <w:t xml:space="preserve">Sequence models and nonlinear machine learning methods have also been applied to financial prediction. Hochreiter and Schmidhuber (1997) developed long short-term memory networks to help recurrent models retain information across longer sequences. Fischer and Krauss (2018) later applied an LSTM to daily returns </w:t>
-      </w:r>
-      <w:r>
-        <w:rPr>
-          <w:sz w:val="22"/>
-        </w:rPr>
-        <w:t>for S&amp;P 500 companies and reported stronger directional-prediction performance than random forests, a deep feedforward network, and logistic regression. Gu</w:t>
-      </w:r>
-      <w:r>
-        <w:rPr>
-          <w:sz w:val="22"/>
-        </w:rPr>
-        <w:t xml:space="preserve"> et al.</w:t>
-      </w:r>
-      <w:r>
-        <w:rPr>
-          <w:sz w:val="22"/>
-        </w:rPr>
-        <w:t xml:space="preserve"> (2020) compared multiple machine learning methods for estimating equity risk premiums and found that neural networks and regression trees produced the largest improvements over linear models because they could capture nonlinear relationships and interactions among predictors. This research provides examples of both transformer-based financial sentiment analysis and sequence-based market prediction, showing that the two methods are well suited for systems that combine text, sentiment, and time-dependent market data.</w:t>
-      </w:r>
-    </w:p>
-    <w:p>
-      <w:pPr>
-        <w:spacing w:after="120"/>
-        <w:jc w:val="both"/>
-        <w:rPr>
-          <w:sz w:val="22"/>
-        </w:rPr>
-      </w:pPr>
-      <w:r>
-        <w:rPr>
-          <w:sz w:val="22"/>
-        </w:rPr>
-        <w:t>Research on financial machine learning also emphasizes that model evaluation must account for the risks of backtest overfitting and biased historical testing. Sharpe (1994) formalized the Sharpe ratio as a standard measure of risk-adjusted performance. Bailey</w:t>
-      </w:r>
-      <w:r>
-        <w:rPr>
-          <w:sz w:val="22"/>
-        </w:rPr>
-        <w:t xml:space="preserve"> et al.</w:t>
-      </w:r>
-      <w:r>
-        <w:rPr>
-          <w:sz w:val="22"/>
-        </w:rPr>
-        <w:t xml:space="preserve"> (2014) showed that testing many strategy variations on the same historical data can produce apparently profitable results by chance. Lopez de Prado (2018) described additional sources of inflated performance, including look-ahead bias, survivorship bias, and omitted transaction costs, and recommended point-in-time data alignment and strict separation of tuning and evaluation samples. As a result, similar financial sentiment projects are commonly evaluated not only by predictive accuracy or total return, but also by whether the backtest controls for data leakage, selection bias, trading costs, and risk.</w:t>
-      </w:r>
-    </w:p>
-    <w:p>
-      <w:pPr>
-        <w:spacing w:before="200" w:after="120"/>
-        <w:rPr>
-          <w:rFonts w:asciiTheme="minorHAnsi" w:hAnsiTheme="minorHAnsi"/>
-        </w:rPr>
-      </w:pPr>
-      <w:proofErr w:type="gramStart"/>
+        <w:t>3  Literature</w:t>
+      </w:r>
+      <w:proofErr w:type="gramEnd"/>
       <w:r>
         <w:rPr>
           <w:rFonts w:asciiTheme="minorHAnsi" w:hAnsiTheme="minorHAnsi"/>
           <w:b/>
           <w:sz w:val="26"/>
         </w:rPr>
+        <w:t xml:space="preserve"> Review</w:t>
+      </w:r>
+    </w:p>
+    <w:p>
+      <w:pPr>
+        <w:spacing w:after="120"/>
+        <w:jc w:val="both"/>
+        <w:rPr>
+          <w:sz w:val="22"/>
+        </w:rPr>
+      </w:pPr>
+      <w:r>
+        <w:rPr>
+          <w:sz w:val="22"/>
+        </w:rPr>
+        <w:t>Researchers have studied whether the tone of financial news can help predict stock returns for nearly two decades, and the methods have developed from simple word counts to context-aware deep learning models. Tetlock (2007) used the Harvard psychosocial dictionary to measure negative language in a daily Wall Street Journal column and found that high media pessimism was followed by downward price pressure, unusually high trading volume, and a later return toward fundamentals. Loughran and McDonald (2011) showed why general-purpose dictionaries can be unreliable in finance. They found that many words labeled as negative, including tax, cost, liability, and capital, are often neutral in financial documents. Their finance-specific word lists became a widely used baseline because they better matched the meaning of financial language. However, dictionary methods still treat text as an unordered collection of words, so they can miss context, negation, and the meaning of a complete sentence.</w:t>
+      </w:r>
+    </w:p>
+    <w:p>
+      <w:pPr>
+        <w:spacing w:after="120"/>
+        <w:jc w:val="both"/>
+        <w:rPr>
+          <w:sz w:val="22"/>
+        </w:rPr>
+      </w:pPr>
+      <w:r>
+        <w:rPr>
+          <w:sz w:val="22"/>
+        </w:rPr>
+        <w:t>Later research used supervised learning, event representations, and social-media data to capture more complex relationships between language and market behavior. Ke</w:t>
+      </w:r>
+      <w:r>
+        <w:rPr>
+          <w:sz w:val="22"/>
+        </w:rPr>
+        <w:t xml:space="preserve"> et al.</w:t>
+      </w:r>
+      <w:r>
+        <w:rPr>
+          <w:sz w:val="22"/>
+        </w:rPr>
+        <w:t xml:space="preserve"> (2019) developed a supervised text-mining framework that identified return-predictive terms, </w:t>
+      </w:r>
+      <w:r>
+        <w:rPr>
+          <w:sz w:val="22"/>
+        </w:rPr>
+        <w:t>weighed</w:t>
+      </w:r>
+      <w:r>
+        <w:rPr>
+          <w:sz w:val="22"/>
+        </w:rPr>
+        <w:t xml:space="preserve"> them through a topic model, and combined them into article-level sentiment scores. Using Dow Jones Newswires, they found that task-specific sentiment scores provided stronger predictive signals than dictionary</w:t>
+      </w:r>
+      <w:r>
+        <w:rPr>
+          <w:sz w:val="22"/>
+        </w:rPr>
+        <w:t xml:space="preserve"> </w:t>
+      </w:r>
+      <w:r>
+        <w:rPr>
+          <w:sz w:val="22"/>
+        </w:rPr>
+        <w:t>measures and commercial sentiment products. Bollen</w:t>
+      </w:r>
+      <w:r>
+        <w:rPr>
+          <w:sz w:val="22"/>
+        </w:rPr>
+        <w:t xml:space="preserve"> et al.</w:t>
+      </w:r>
+      <w:r>
+        <w:rPr>
+          <w:sz w:val="22"/>
+        </w:rPr>
+        <w:t xml:space="preserve"> (2011) analyzed mood in Twitter messages and reported that one mood dimension improved directional prediction of the Dow Jones Industrial Average, although later studies have found social-media results to be less stable. Ding</w:t>
+      </w:r>
+      <w:r>
+        <w:rPr>
+          <w:sz w:val="22"/>
+        </w:rPr>
+        <w:t xml:space="preserve"> et al.</w:t>
+      </w:r>
+      <w:r>
+        <w:rPr>
+          <w:sz w:val="22"/>
+        </w:rPr>
+        <w:t xml:space="preserve"> (2015) represented financial news as structured events and used event embeddings with a convolutional neural network. Their model outperformed bag-of-words baselines when predicting both market-index and individual-stock movements.</w:t>
+      </w:r>
+    </w:p>
+    <w:p>
+      <w:pPr>
+        <w:spacing w:after="120"/>
+        <w:jc w:val="both"/>
+        <w:rPr>
+          <w:sz w:val="22"/>
+        </w:rPr>
+      </w:pPr>
+      <w:r>
+        <w:rPr>
+          <w:sz w:val="22"/>
+        </w:rPr>
+        <w:lastRenderedPageBreak/>
+        <w:t>Commercial systems also show that news sentiment is used outside academic research. RavenPack has provided entity-tagged news analytics, sentiment measures, and event classifications since 2003 for applications such as quantitative signal generation and risk management. LSEG MarketPsych Analytics converts large volumes of news and social-media content into sentiment, emotion, and topic scores at minute, hourly, and daily frequencies, with historical data extending back to 1998. These systems demonstrate that news-derived sentiment has become an established input for financial analysis rather than remaining only a research concept.</w:t>
+      </w:r>
+    </w:p>
+    <w:p>
+      <w:pPr>
+        <w:spacing w:after="120"/>
+        <w:jc w:val="both"/>
+        <w:rPr>
+          <w:sz w:val="22"/>
+        </w:rPr>
+      </w:pPr>
+      <w:r>
+        <w:rPr>
+          <w:sz w:val="22"/>
+        </w:rPr>
+        <w:t>Existing research also shows that the value of a sentiment signal depends on the prediction or holding horizon. Tetlock (2007) found that the price effects connected to media pessimism were temporary and generally reversed within about one trading week. Heston and Sinha (2017) examined this relationship more directly and reported that daily news predicted returns over the next one to two days, while news aggregated over a week predicted returns for as long as a quarter. Ke et al. (2019) similarly found that news-based strategies performed best at shorter rebalancing intervals and weakened as the interval increased from weekly to monthly and quarterly. Together, these findings show that sentiment signals decay over time and that their usefulness can change depending on how the news is aggregated and how long a position is held.</w:t>
+      </w:r>
+    </w:p>
+    <w:p>
+      <w:pPr>
+        <w:spacing w:after="120"/>
+        <w:jc w:val="both"/>
+        <w:rPr>
+          <w:sz w:val="22"/>
+        </w:rPr>
+      </w:pPr>
+      <w:r>
+        <w:rPr>
+          <w:sz w:val="22"/>
+        </w:rPr>
+        <w:t>Transformer-based sentiment models developed from earlier advances in natural language processing. Vaswani et al. (2017) introduced the transformer architecture, which uses self-attention to represent each word in relation to the other words in the same context. Devlin</w:t>
+      </w:r>
+      <w:r>
+        <w:rPr>
+          <w:sz w:val="22"/>
+        </w:rPr>
+        <w:t xml:space="preserve"> et al.</w:t>
+      </w:r>
+      <w:r>
+        <w:rPr>
+          <w:sz w:val="22"/>
+        </w:rPr>
+        <w:t xml:space="preserve"> (2019) extended this approach through BERT, a model pre-trained on large unlabeled text collections and then fine-tuned on smaller labeled datasets. BERT produced state-of-the-art results across several language-understanding tasks and reduced the amount of labeled data needed for specialized applications. Araci (2019) adapted BERT to financial language by further pre-training it on a financial news corpus and fine-tuning it on the Financial PhraseBank created by Malo et al. (2014). FinBERT improved sentiment-classification accuracy over earlier methods, especially for context-dependent financial statements </w:t>
+      </w:r>
+      <w:r>
+        <w:rPr>
+          <w:sz w:val="22"/>
+        </w:rPr>
+        <w:t>that dictionary approaches often classify incorrectly. Similar transformer-based systems have also been used commercially; for example, LSEG has applied a RoBERTa-based architecture to score sentiment and emotion in company transcripts at the sentence level across thousands of companies</w:t>
+      </w:r>
+      <w:r>
+        <w:rPr>
+          <w:sz w:val="22"/>
+        </w:rPr>
+        <w:t xml:space="preserve"> (London Stock Exchange Group, 2025)</w:t>
+      </w:r>
+      <w:r>
+        <w:rPr>
+          <w:sz w:val="22"/>
+        </w:rPr>
+        <w:t>.</w:t>
+      </w:r>
+      <w:r>
+        <w:rPr>
+          <w:sz w:val="22"/>
+        </w:rPr>
+        <w:t xml:space="preserve"> </w:t>
+      </w:r>
+    </w:p>
+    <w:p>
+      <w:pPr>
+        <w:spacing w:after="120"/>
+        <w:jc w:val="both"/>
+        <w:rPr>
+          <w:sz w:val="22"/>
+        </w:rPr>
+      </w:pPr>
+      <w:r>
+        <w:rPr>
+          <w:sz w:val="22"/>
+        </w:rPr>
+        <w:t>Sequence models and nonlinear machine learning methods have also been applied to financial prediction. Hochreiter and Schmidhuber (1997) developed long short-term memory networks to help recurrent models retain information across longer sequences. Fischer and Krauss (2018) later applied an LSTM to daily returns for S&amp;P 500 companies and reported stronger directional-prediction performance than random forests, a deep feedforward network, and logistic regression. Gu</w:t>
+      </w:r>
+      <w:r>
+        <w:rPr>
+          <w:sz w:val="22"/>
+        </w:rPr>
+        <w:t xml:space="preserve"> et al.</w:t>
+      </w:r>
+      <w:r>
+        <w:rPr>
+          <w:sz w:val="22"/>
+        </w:rPr>
+        <w:t xml:space="preserve"> (2020) compared multiple machine learning methods for estimating equity risk premiums and found that neural networks and regression trees produced the largest improvements over linear models because they could capture nonlinear relationships and interactions among predictors. This research provides examples of both transformer-based financial sentiment analysis and sequence-based market prediction, showing that the two methods are well suited for systems that combine text, sentiment, and time-dependent market data.</w:t>
+      </w:r>
+    </w:p>
+    <w:p>
+      <w:pPr>
+        <w:spacing w:after="120"/>
+        <w:jc w:val="both"/>
+        <w:rPr>
+          <w:sz w:val="22"/>
+        </w:rPr>
+      </w:pPr>
+      <w:r>
+        <w:rPr>
+          <w:sz w:val="22"/>
+        </w:rPr>
+        <w:t>Research on financial machine learning also emphasizes that model evaluation must account for the risks of backtest overfitting and biased historical testing. Sharpe (1994) formalized the Sharpe ratio as a standard measure of risk-adjusted performance. Bailey</w:t>
+      </w:r>
+      <w:r>
+        <w:rPr>
+          <w:sz w:val="22"/>
+        </w:rPr>
+        <w:t xml:space="preserve"> et al.</w:t>
+      </w:r>
+      <w:r>
+        <w:rPr>
+          <w:sz w:val="22"/>
+        </w:rPr>
+        <w:t xml:space="preserve"> (2014) showed that testing many strategy variations on the same historical data can produce apparently profitable results by chance. Lopez de Prado (2018) described additional sources of inflated performance, including look-ahead bias, survivorship bias, and omitted transaction costs, and recommended point-in-time data alignment and strict separation of tuning and evaluation samples. As a result, similar financial sentiment projects are commonly evaluated not only by predictive accuracy or total return, but also by whether the backtest controls for data leakage, selection bias, trading costs, and risk.</w:t>
+      </w:r>
+    </w:p>
+    <w:p>
+      <w:pPr>
+        <w:spacing w:before="200" w:after="120"/>
+        <w:rPr>
+          <w:rFonts w:asciiTheme="minorHAnsi" w:hAnsiTheme="minorHAnsi"/>
+        </w:rPr>
+      </w:pPr>
+      <w:proofErr w:type="gramStart"/>
+      <w:r>
+        <w:rPr>
+          <w:rFonts w:asciiTheme="minorHAnsi" w:hAnsiTheme="minorHAnsi"/>
+          <w:b/>
+          <w:sz w:val="26"/>
+        </w:rPr>
         <w:t>4  Methodology</w:t>
       </w:r>
       <w:proofErr w:type="gramEnd"/>
@@ -1282,14 +1289,8 @@
         <w:rPr>
           <w:sz w:val="22"/>
         </w:rPr>
-        <w:t xml:space="preserve">This project is built as a sequential pipeline rather than a single model. Its methodology brings together two machine learning components, a rule-based decision layer, and an evaluation engine. The first component is a supervised deep-learning text classifier that turns each news headline into a sentiment score, and it is paired with an independent commercial sentiment signal that acts as an external benchmark. The second component is a recurrent neural network that learns a trading signal from sequences of sentiment and price features. A signal-generation layer connects them, converting daily sentiment into discrete trade entries, and a fixed-horizon backtesting engine evaluates those entries </w:t>
-      </w:r>
-      <w:r>
-        <w:rPr>
-          <w:sz w:val="22"/>
-        </w:rPr>
         <w:lastRenderedPageBreak/>
-        <w:t>across a range of holding periods. The subsections below describe the news data source, each modeling stage, the data splits and training procedure, and the optimization. All performance results are reserved for the Results section.</w:t>
+        <w:t>This project is built as a sequential pipeline rather than a single model. Its methodology brings together two machine learning components, a rule-based decision layer, and an evaluation engine. The first component is a supervised deep-learning text classifier that turns each news headline into a sentiment score, and it is paired with an independent commercial sentiment signal that acts as an external benchmark. The second component is a recurrent neural network that learns a trading signal from sequences of sentiment and price features. A signal-generation layer connects them, converting daily sentiment into discrete trade entries, and a fixed-horizon backtesting engine evaluates those entries across a range of holding periods. The subsections below describe the news data source, each modeling stage, the data splits and training procedure, and the optimization. All performance results are reserved for the Results section.</w:t>
       </w:r>
     </w:p>
     <w:p>
@@ -1330,21 +1331,7 @@
         <w:rPr>
           <w:sz w:val="22"/>
         </w:rPr>
-        <w:t xml:space="preserve">News headlines are drawn from the Alpha Vantage market-news-and-sentiment interface (Alpha Vantage, n.d.), a documented public application programming interface whose news archive reaches back to March 2022. For each article it returns a ticker-level relevance score, its own sentiment score, and a set of topic classifications. This source contributes in two ways. First, it supplies the multi-year history that the longer horizons need </w:t>
-      </w:r>
-      <w:proofErr w:type="gramStart"/>
-      <w:r>
-        <w:rPr>
-          <w:sz w:val="22"/>
-        </w:rPr>
-        <w:t>in order to</w:t>
-      </w:r>
-      <w:proofErr w:type="gramEnd"/>
-      <w:r>
-        <w:rPr>
-          <w:sz w:val="22"/>
-        </w:rPr>
-        <w:t xml:space="preserve"> accumulate enough non-overlapping trades to be meaningful. Second, its independent article-level sentiment score gives the project an external benchmark: the same articles can be scored by both the commercial model and the project's own FinBERT model, so the analysis can report whether the two agree and whether trading signals built on each behave alike. Every incoming article is normalized to a common record format and passed through the same cleaning and point-in-time alignment steps used elsewhere in data preparation, so the choice of source does not leak future information into the backtest. The commercial score is carried through the pipeline as an extra feature rather than as a substitute for the project's classifier, which keeps the deep-learning text model as the primary method while still enabling the comparison.</w:t>
+        <w:t>As detailed in the Data Summary, news and an independent commercial sentiment score are drawn from the Alpha Vantage market-news interface. Two properties of that source shape the methodology. First, its multi-year archive supplies enough history for the longer holding horizons to accumulate meaningful trade counts. Second, its independent per-article sentiment score is retained alongside the project's own FinBERT score as an external benchmark, so the two can be compared directly and each can drive the signal layer in turn. The commercial score is carried as an additional feature, not a substitute, keeping the deep-learning text model as the primary method.</w:t>
       </w:r>
     </w:p>
     <w:p>
@@ -1386,105 +1373,13 @@
         <w:rPr>
           <w:sz w:val="22"/>
         </w:rPr>
-        <w:t xml:space="preserve">The sentiment classifier is a transformer-based model in the BERT </w:t>
-      </w:r>
-      <w:proofErr w:type="gramStart"/>
-      <w:r>
-        <w:rPr>
-          <w:sz w:val="22"/>
-        </w:rPr>
-        <w:t xml:space="preserve">family </w:t>
-      </w:r>
-      <w:r>
-        <w:rPr>
-          <w:sz w:val="22"/>
-        </w:rPr>
-        <w:t xml:space="preserve"> called</w:t>
-      </w:r>
-      <w:proofErr w:type="gramEnd"/>
-      <w:r>
-        <w:rPr>
-          <w:sz w:val="22"/>
-        </w:rPr>
-        <w:t xml:space="preserve"> </w:t>
-      </w:r>
-      <w:proofErr w:type="spellStart"/>
-      <w:r>
-        <w:rPr>
-          <w:sz w:val="22"/>
-        </w:rPr>
-        <w:t>FinBERT</w:t>
-      </w:r>
-      <w:proofErr w:type="spellEnd"/>
-      <w:r>
-        <w:rPr>
-          <w:sz w:val="22"/>
-        </w:rPr>
-        <w:t xml:space="preserve"> </w:t>
-      </w:r>
-      <w:r>
-        <w:rPr>
-          <w:sz w:val="22"/>
-        </w:rPr>
-        <w:t>(Devlin</w:t>
-      </w:r>
-      <w:r>
-        <w:rPr>
-          <w:sz w:val="22"/>
-        </w:rPr>
-        <w:t xml:space="preserve"> et al.</w:t>
-      </w:r>
-      <w:r>
-        <w:rPr>
-          <w:sz w:val="22"/>
-        </w:rPr>
-        <w:t>, 2019)</w:t>
-      </w:r>
-      <w:r>
-        <w:rPr>
-          <w:sz w:val="22"/>
-        </w:rPr>
-        <w:t xml:space="preserve"> downloaded through Hugging Face (</w:t>
-      </w:r>
-      <w:proofErr w:type="spellStart"/>
-      <w:r>
-        <w:rPr>
-          <w:sz w:val="22"/>
-        </w:rPr>
-        <w:t>ProsusAI</w:t>
-      </w:r>
-      <w:proofErr w:type="spellEnd"/>
-      <w:r>
-        <w:rPr>
-          <w:sz w:val="22"/>
-        </w:rPr>
-        <w:t>/</w:t>
-      </w:r>
-      <w:proofErr w:type="spellStart"/>
-      <w:r>
-        <w:rPr>
-          <w:sz w:val="22"/>
-        </w:rPr>
-        <w:t>finbert</w:t>
-      </w:r>
-      <w:proofErr w:type="spellEnd"/>
-      <w:r>
-        <w:rPr>
-          <w:sz w:val="22"/>
-        </w:rPr>
-        <w:t>)</w:t>
-      </w:r>
-      <w:r>
-        <w:rPr>
-          <w:sz w:val="22"/>
-        </w:rPr>
-        <w:t xml:space="preserve">. Its encoder stacks twelve transformer layers, each with twelve self-attention heads and a hidden representation size of 768, for a total of roughly 110 million parameters. A three-way classification head sits on the pooled representation of the leading token and produces a probability distribution over negative, neutral, and positive tone through a softmax output. This architecture was chosen because most of its linguistic knowledge is acquired during unsupervised pre-training on large text corpora. As a result, it can be specialized </w:t>
-      </w:r>
-      <w:r>
-        <w:rPr>
-          <w:sz w:val="22"/>
-        </w:rPr>
-        <w:t>to financial sentiment from only a few thousand labeled examples, an approach shown to work well in the financial domain by Araci (2019).</w:t>
+        <w:t xml:space="preserve">The sentiment classifier is a transformer-based model in the BERT family, called FinBERT (Araci, 2019; Prosus AI, 2020), and was loaded from the Hugging Face Hub (ProsusAI/finbert) via the transformers library (Devlin et al., 2019, introduced the underlying BERT architecture). Its encoder stacks twelve transformer layers, each with twelve self-attention heads and a hidden representation size of 768, for a total of roughly 110 million parameters. A three-way classification head sits on the pooled representation of the leading token and produces a probability distribution over negative, neutral, and positive tone through a softmax output. </w:t>
+      </w:r>
+      <w:r>
+        <w:rPr>
+          <w:sz w:val="22"/>
+        </w:rPr>
+        <w:t>This architecture was chosen because most of its linguistic knowledge is acquired during unsupervised pre-training on large text corpora. As a result, it can be specialized to financial sentiment from only a few thousand labeled examples, an approach shown to work well in the financial domain by Araci (2019).</w:t>
       </w:r>
     </w:p>
     <w:p>
@@ -1499,19 +1394,7 @@
         <w:rPr>
           <w:sz w:val="22"/>
         </w:rPr>
-        <w:t>The model is fine-tuned on the labeled Financial PhraseBank corpus. Once trained, the classifier is applied to every collected headline, and its three output probabilities are reduced to a single sentiment score defined as the positive probability minus the negative probability, a value between negative one and positive one</w:t>
-      </w:r>
-      <w:r>
-        <w:rPr>
-          <w:sz w:val="22"/>
-        </w:rPr>
-        <w:t xml:space="preserve"> (citation of model needed here)</w:t>
-      </w:r>
-      <w:r>
-        <w:rPr>
-          <w:sz w:val="22"/>
-        </w:rPr>
-        <w:t xml:space="preserve">. This scalar keeps both the direction and the confidence of the sentiment: a confidently neutral article scores near zero, while a strongly polar article scores near the matching extreme. When an article also carries a commercial sentiment score from Alpha Vantage, that value is retained on the same scale, so the two independent measures of tone can be compared </w:t>
+        <w:t xml:space="preserve">The model is fine-tuned on the labeled Financial PhraseBank corpus. Once trained, the classifier is applied to every collected headline, and its three output probabilities are reduced to a single sentiment score defined as the positive probability minus the negative probability, a value between negative one and positive one. This scalar keeps both the direction and the confidence of the sentiment: a confidently neutral article scores near zero, while a strongly polar article scores near the matching extreme. When an article also carries a commercial sentiment score from Alpha Vantage, that value is retained on the same scale, so the two independent measures of tone can be compared </w:t>
       </w:r>
       <w:proofErr w:type="gramStart"/>
       <w:r>
@@ -1582,14 +1465,14 @@
         <w:rPr>
           <w:sz w:val="22"/>
         </w:rPr>
-        <w:t xml:space="preserve">The decision layer turns this panel into discrete trade entries using a deliberately simple and interpretable rule. The central experimental variable in this study is the holding horizon, not the sophistication of the signal, and a more elaborate signal would risk confounding the horizon comparison with its own quirks. A long entry is triggered for a stock on a given day when three conditions hold, using only information available that day: the rolling sentiment exceeds a positive threshold, </w:t>
+        <w:t xml:space="preserve">The decision layer turns this panel into discrete trade entries using a deliberately simple and interpretable rule. The central experimental variable in this study is the holding horizon, not the sophistication of the signal, and a more elaborate signal would risk confounding the horizon comparison with its own quirks. A long entry is triggered for a stock on a given day when three </w:t>
       </w:r>
       <w:r>
         <w:rPr>
           <w:sz w:val="22"/>
         </w:rPr>
         <w:lastRenderedPageBreak/>
-        <w:t>at least a minimum number of articles support the reading within the window, and the closing price sits above its twenty-day moving average. That last condition is a trend filter, and it avoids buying favorable news in a name that is already declining. Short entries mirror these conditions with a symmetric negative threshold. The numerical values of these thresholds are treated as tunable hyperparameters, addressed under optimization below.</w:t>
+        <w:t>conditions hold, using only information available that day: the rolling sentiment exceeds a positive threshold, at least a minimum number of articles support the reading within the window, and the closing price sits above its twenty-day moving average. That last condition is a trend filter, and it avoids buying favorable news in a name that is already declining. Short entries mirror these conditions with a symmetric negative threshold. The numerical values of these thresholds are treated as tunable hyperparameters, addressed under optimization below.</w:t>
       </w:r>
     </w:p>
     <w:p>
@@ -1684,13 +1567,13 @@
         <w:rPr>
           <w:sz w:val="22"/>
         </w:rPr>
-        <w:t xml:space="preserve">Two baselines frame every comparison. The first is a buy-and-hold position in the equal-weighted universe, which shows whether the strategy adds value over simple passive exposure. The second is more demanding: a random-signal null. For each horizon, one hundred strategies are simulated that draw entry dates and stocks at random while keeping the same number of trades, the same horizon, and the same cost model as the sentiment strategy. This produces a full distribution of outcomes that represents no skill combined with identical mechanics. Measuring the sentiment strategy </w:t>
-      </w:r>
-      <w:r>
-        <w:rPr>
-          <w:sz w:val="22"/>
-        </w:rPr>
-        <w:t>against that distribution ensures ordinary market drift or the structure of transaction costs is not mistaken for genuine signal.</w:t>
+        <w:t xml:space="preserve">Two baselines frame every comparison. The first is a buy-and-hold position in the equal-weighted universe, which shows whether the strategy adds value over simple passive exposure. The second is more demanding: a random-signal null. For each horizon, one hundred strategies are simulated that draw entry dates and stocks at random while keeping the same number of trades, the same horizon, and the same cost model as the sentiment strategy. This produces a full distribution </w:t>
+      </w:r>
+      <w:r>
+        <w:rPr>
+          <w:sz w:val="22"/>
+        </w:rPr>
+        <w:t>of outcomes that represents no skill combined with identical mechanics. Measuring the sentiment strategy against that distribution ensures ordinary market drift or the structure of transaction costs is not mistaken for genuine signal.</w:t>
       </w:r>
     </w:p>
     <w:p>
@@ -1817,14 +1700,14 @@
         <w:rPr>
           <w:sz w:val="22"/>
         </w:rPr>
-        <w:t xml:space="preserve">Before any conclusion is drawn from live data, the whole apparatus is validated on synthetic data with a known, planted effect. A synthetic market is generated in which prices follow random walks, except that </w:t>
+        <w:t xml:space="preserve">Before any conclusion is drawn from live data, the whole apparatus is validated on synthetic data with a </w:t>
       </w:r>
       <w:r>
         <w:rPr>
           <w:sz w:val="22"/>
         </w:rPr>
         <w:lastRenderedPageBreak/>
-        <w:t>sentiment impulses nudge the next few days of returns by an amount that decays geometrically. Because the ground truth is fixed by construction, a correct pipeline should recover a decay pattern that is strong at short horizons and fades to nothing at longer ones. This validation confirms that the aggregation, signal, backtest, and baseline machinery behave as intended, so that any pattern later seen in the real data can be attributed to the data rather than to a defect in the code.</w:t>
+        <w:t>known, planted effect. A synthetic market is generated in which prices follow random walks, except that sentiment impulses nudge the next few days of returns by an amount that decays geometrically. Because the ground truth is fixed by construction, a correct pipeline should recover a decay pattern that is strong at short horizons and fades to nothing at longer ones. This validation confirms that the aggregation, signal, backtest, and baseline machinery behave as intended, so that any pattern later seen in the real data can be attributed to the data rather than to a defect in the code.</w:t>
       </w:r>
     </w:p>
     <w:p>
@@ -1862,6 +1745,32 @@
     </w:p>
     <w:p>
       <w:pPr>
+        <w:spacing w:before="160" w:after="80"/>
+        <w:rPr>
+          <w:iCs/>
+        </w:rPr>
+      </w:pPr>
+      <w:proofErr w:type="gramStart"/>
+      <w:r>
+        <w:rPr>
+          <w:b/>
+          <w:iCs/>
+          <w:sz w:val="22"/>
+        </w:rPr>
+        <w:t>5.1  Sentiment</w:t>
+      </w:r>
+      <w:proofErr w:type="gramEnd"/>
+      <w:r>
+        <w:rPr>
+          <w:b/>
+          <w:iCs/>
+          <w:sz w:val="22"/>
+        </w:rPr>
+        <w:t xml:space="preserve"> Classifier Performance</w:t>
+      </w:r>
+    </w:p>
+    <w:p>
+      <w:pPr>
         <w:spacing w:after="120"/>
         <w:jc w:val="both"/>
         <w:rPr>
@@ -1872,41 +1781,19 @@
         <w:rPr>
           <w:sz w:val="22"/>
         </w:rPr>
-        <w:t xml:space="preserve">The </w:t>
-      </w:r>
-      <w:proofErr w:type="spellStart"/>
-      <w:r>
-        <w:rPr>
-          <w:sz w:val="22"/>
-        </w:rPr>
-        <w:t>FinBERT</w:t>
-      </w:r>
-      <w:proofErr w:type="spellEnd"/>
-      <w:r>
-        <w:rPr>
-          <w:sz w:val="22"/>
-        </w:rPr>
-        <w:t xml:space="preserve"> classifier was fine-tuned on the Financial PhraseBank (2,762 training, 345 </w:t>
-      </w:r>
-      <w:proofErr w:type="gramStart"/>
-      <w:r>
-        <w:rPr>
-          <w:sz w:val="22"/>
-        </w:rPr>
-        <w:t>validation</w:t>
-      </w:r>
-      <w:proofErr w:type="gramEnd"/>
-      <w:r>
-        <w:rPr>
-          <w:sz w:val="22"/>
-        </w:rPr>
-        <w:t xml:space="preserve">, 346 test sentences) and selected on validation macro-F1. On the held-out test partition, scored once after selection, it achieved an accuracy of 0.928 and a macro-averaged F1 of 0.901, with a test loss of 0.215. Macro-F1 is the appropriate headline metric here rather than accuracy, because the class distribution is imbalanced toward neutral (62 percent) and the trading application depends on correctly identifying the minority positive and negative classes; a macro-F1 of 0.90 indicates strong per-class performance rather than a model that simply predicts the majority class. The model learned the task well and showed no evidence of overfitting: the small fine-tuning learning rate, the three-epoch schedule, and validation-based checkpoint selection together </w:t>
-      </w:r>
-      <w:r>
-        <w:rPr>
-          <w:sz w:val="22"/>
-        </w:rPr>
-        <w:t>produced a test macro-F1 close to the validation figure, indicating the classifier generalized rather than memorizing the training sentences.</w:t>
+        <w:t>The FinBERT classifier, fine-tuned on the Financial PhraseBank and selected on validation macro-F1, reached a test accuracy of 0.928 and a macro-F1 of 0.901</w:t>
+      </w:r>
+      <w:r>
+        <w:rPr>
+          <w:sz w:val="22"/>
+        </w:rPr>
+        <w:t xml:space="preserve"> </w:t>
+      </w:r>
+      <w:r>
+        <w:rPr>
+          <w:sz w:val="22"/>
+        </w:rPr>
+        <w:t>on the held-out set. Macro-F1 is the headline metric rather than accuracy because the classes are imbalanced toward neutral (62 percent) and the trading signal depends on the minority positive and negative cases; a macro-F1 of 0.90 reflects strong per-class performance. The test score tracks the validation figure, indicating the model generalized rather than memorized.</w:t>
       </w:r>
     </w:p>
     <w:p>
@@ -1916,100 +1803,13 @@
       </w:pPr>
       <w:r>
         <w:rPr>
-          <w:i/>
-          <w:color w:val="888888"/>
-          <w:sz w:val="18"/>
-        </w:rPr>
-        <w:t>[Figure 5.1]</w:t>
-      </w:r>
-    </w:p>
-    <w:p>
-      <w:pPr>
-        <w:spacing w:after="160"/>
-        <w:jc w:val="center"/>
-      </w:pPr>
-      <w:r>
-        <w:rPr>
-          <w:i/>
-          <w:color w:val="888888"/>
-          <w:sz w:val="18"/>
-        </w:rPr>
-        <w:t>Training and validation loss and macro-F1 curves across the three fine-tuning epochs, demonstrating convergence without validation degradation.</w:t>
-      </w:r>
-    </w:p>
-    <w:p>
-      <w:pPr>
-        <w:spacing w:before="160" w:after="80"/>
-        <w:rPr>
-          <w:iCs/>
-          <w:sz w:val="22"/>
-        </w:rPr>
-      </w:pPr>
-      <w:proofErr w:type="gramStart"/>
-      <w:r>
-        <w:rPr>
-          <w:b/>
-          <w:iCs/>
-          <w:sz w:val="22"/>
-        </w:rPr>
-        <w:t>5.2  Independent</w:t>
-      </w:r>
-      <w:proofErr w:type="gramEnd"/>
-      <w:r>
-        <w:rPr>
-          <w:b/>
-          <w:iCs/>
-          <w:sz w:val="22"/>
-        </w:rPr>
-        <w:t xml:space="preserve"> Sentiment Benchmark: FinBERT versus Alpha Vantage</w:t>
-      </w:r>
-    </w:p>
-    <w:p>
-      <w:pPr>
-        <w:spacing w:after="120"/>
-        <w:jc w:val="both"/>
-        <w:rPr>
-          <w:sz w:val="22"/>
-        </w:rPr>
-      </w:pPr>
-      <w:r>
-        <w:rPr>
-          <w:sz w:val="22"/>
-        </w:rPr>
-        <w:t xml:space="preserve">Because every article was scored by both FinBERT and Alpha Vantage's independent commercial model, the two measures could be compared directly across all 95,758 dual-scored articles. The two scores show a Pearson correlation of 0.369 and a Spearman rank correlation of 0.346, agree on the direction of sentiment (positive versus negative) for 75.0 percent of articles, and agree on the full three-way label (negative, neutral, positive) for 48.8 percent of articles. This is moderate rather than strong agreement, which is the expected and informative result: the two models were trained on different corpora with different objectives, so their partial agreement indicates that a substantial portion of what each calls sentiment is </w:t>
-      </w:r>
-      <w:proofErr w:type="gramStart"/>
-      <w:r>
-        <w:rPr>
-          <w:sz w:val="22"/>
-        </w:rPr>
-        <w:t>model-invariant</w:t>
-      </w:r>
-      <w:proofErr w:type="gramEnd"/>
-      <w:r>
-        <w:rPr>
-          <w:sz w:val="22"/>
-        </w:rPr>
-        <w:t>, while the disagreement reflects genuine differences in how each reads financial language. The joint label distribution shows both models place the plurality of articles in the neutral-to-positive region, consistent with the generally positive tone of routine corporate coverage.</w:t>
-      </w:r>
-    </w:p>
-    <w:p>
-      <w:pPr>
-        <w:spacing w:after="120"/>
-        <w:jc w:val="both"/>
-        <w:rPr>
-          <w:sz w:val="22"/>
-        </w:rPr>
-      </w:pPr>
-      <w:r>
-        <w:rPr>
-          <w:sz w:val="22"/>
+          <w:noProof/>
         </w:rPr>
         <w:drawing>
-          <wp:inline distT="0" distB="0" distL="0" distR="0" wp14:anchorId="0A573941" wp14:editId="1034F25E">
-            <wp:extent cx="3086100" cy="3086100"/>
+          <wp:inline distT="0" distB="0" distL="0" distR="0" wp14:anchorId="2B1113DB" wp14:editId="5B9FCAEF">
+            <wp:extent cx="3093901" cy="2002834"/>
             <wp:effectExtent l="0" t="0" r="0" b="0"/>
-            <wp:docPr id="4" name="Image 0" descr="/home/claude/deckfigs/benchmark.png"/>
+            <wp:docPr id="1920701161" name="Picture 1920701161"/>
             <wp:cNvGraphicFramePr>
               <a:graphicFrameLocks xmlns:a="http://schemas.openxmlformats.org/drawingml/2006/main" noChangeAspect="1"/>
             </wp:cNvGraphicFramePr>
@@ -2017,10 +1817,8 @@
               <a:graphicData uri="http://schemas.openxmlformats.org/drawingml/2006/picture">
                 <pic:pic xmlns:pic="http://schemas.openxmlformats.org/drawingml/2006/picture">
                   <pic:nvPicPr>
-                    <pic:cNvPr id="4" name="Image 0" descr="/home/claude/deckfigs/benchmark.png"/>
-                    <pic:cNvPicPr>
-                      <a:picLocks noChangeAspect="1"/>
-                    </pic:cNvPicPr>
+                    <pic:cNvPr id="0" name="classifier_metrics.png"/>
+                    <pic:cNvPicPr/>
                   </pic:nvPicPr>
                   <pic:blipFill>
                     <a:blip r:embed="rId10"/>
@@ -2031,7 +1829,7 @@
                   <pic:spPr>
                     <a:xfrm>
                       <a:off x="0" y="0"/>
-                      <a:ext cx="3086100" cy="3086100"/>
+                      <a:ext cx="3105772" cy="2010518"/>
                     </a:xfrm>
                     <a:prstGeom prst="rect">
                       <a:avLst/>
@@ -2046,158 +1844,91 @@
     </w:p>
     <w:p>
       <w:pPr>
+        <w:spacing w:after="0" w:line="240" w:lineRule="auto"/>
+        <w:rPr>
+          <w:iCs/>
+          <w:color w:val="888888"/>
+          <w:sz w:val="18"/>
+        </w:rPr>
+      </w:pPr>
+      <w:r>
+        <w:rPr>
+          <w:iCs/>
+          <w:color w:val="888888"/>
+          <w:sz w:val="18"/>
+        </w:rPr>
+        <w:t>Figure 5.1</w:t>
+      </w:r>
+    </w:p>
+    <w:p>
+      <w:pPr>
+        <w:spacing w:after="0" w:line="240" w:lineRule="auto"/>
+        <w:rPr>
+          <w:iCs/>
+        </w:rPr>
+      </w:pPr>
+      <w:r>
+        <w:rPr>
+          <w:iCs/>
+          <w:color w:val="888888"/>
+          <w:sz w:val="18"/>
+        </w:rPr>
+        <w:t>Training and validation loss and macro-F1 curves across the three fine-tuning epochs, demonstrating convergence without validation degradation.</w:t>
+      </w:r>
+    </w:p>
+    <w:p>
+      <w:pPr>
+        <w:spacing w:before="160" w:after="80"/>
+        <w:rPr>
+          <w:iCs/>
+          <w:sz w:val="22"/>
+        </w:rPr>
+      </w:pPr>
+      <w:proofErr w:type="gramStart"/>
+      <w:r>
+        <w:rPr>
+          <w:b/>
+          <w:iCs/>
+          <w:sz w:val="22"/>
+        </w:rPr>
+        <w:t>5.2  Independent</w:t>
+      </w:r>
+      <w:proofErr w:type="gramEnd"/>
+      <w:r>
+        <w:rPr>
+          <w:b/>
+          <w:iCs/>
+          <w:sz w:val="22"/>
+        </w:rPr>
+        <w:t xml:space="preserve"> Sentiment Benchmark: FinBERT versus Alpha Vantage</w:t>
+      </w:r>
+    </w:p>
+    <w:p>
+      <w:pPr>
+        <w:spacing w:after="120"/>
+        <w:jc w:val="both"/>
+        <w:rPr>
+          <w:sz w:val="22"/>
+        </w:rPr>
+      </w:pPr>
+      <w:r>
+        <w:rPr>
+          <w:sz w:val="22"/>
+        </w:rPr>
+        <w:t>Every article was scored by both FinBERT and Alpha Vantage's independent commercial model, allowing a direct comparison across all 95,758 dual-scored articles (Figure 5.2). The two scores show a Spearman correlation of 0.346 and agree on sentiment direction for 75.0 percent of articles (48.8 percent on the full three-way label). This moderate agreement is the informative result: because the models were trained differently, their substantial overlap indicates that much of the sentiment signal is model-invariant and therefore real, while the disagreement reflects genuine differences in reading financial language. This establishes that the sentiment measurement is sound, so any later trading failure concerns tradeability, not scoring quality.</w:t>
+      </w:r>
+    </w:p>
+    <w:p>
+      <w:pPr>
         <w:spacing w:before="120" w:after="40"/>
         <w:jc w:val="center"/>
       </w:pPr>
       <w:r>
-        <w:rPr>
-          <w:i/>
-          <w:color w:val="888888"/>
-          <w:sz w:val="18"/>
-        </w:rPr>
-        <w:t>[Figure 5.2]</w:t>
-      </w:r>
-    </w:p>
-    <w:p>
-      <w:pPr>
-        <w:spacing w:after="160"/>
-        <w:jc w:val="center"/>
-      </w:pPr>
-      <w:r>
-        <w:rPr>
-          <w:i/>
-          <w:color w:val="888888"/>
-          <w:sz w:val="18"/>
-        </w:rPr>
-        <w:lastRenderedPageBreak/>
-        <w:t>Scatter of FinBERT score against Alpha Vantage sentiment score with the agreement diagonal</w:t>
-      </w:r>
-    </w:p>
-    <w:p>
-      <w:pPr>
-        <w:spacing w:before="160" w:after="80"/>
-        <w:rPr>
-          <w:iCs/>
-          <w:sz w:val="22"/>
-        </w:rPr>
-      </w:pPr>
-      <w:proofErr w:type="gramStart"/>
-      <w:r>
-        <w:rPr>
-          <w:b/>
-          <w:iCs/>
-          <w:sz w:val="22"/>
-        </w:rPr>
-        <w:t>5.4  Multi</w:t>
-      </w:r>
-      <w:proofErr w:type="gramEnd"/>
-      <w:r>
-        <w:rPr>
-          <w:b/>
-          <w:iCs/>
-          <w:sz w:val="22"/>
-        </w:rPr>
-        <w:t>-Horizon Trading Evaluation</w:t>
-      </w:r>
-    </w:p>
-    <w:p>
-      <w:pPr>
-        <w:spacing w:after="120"/>
-        <w:jc w:val="both"/>
-        <w:rPr>
-          <w:sz w:val="22"/>
-        </w:rPr>
-      </w:pPr>
-      <w:r>
-        <w:rPr>
-          <w:sz w:val="22"/>
-        </w:rPr>
-        <w:t xml:space="preserve">The trading strategy was evaluated out-of-sample on the held-out 2025 period (882 signals) after </w:t>
-      </w:r>
-      <w:proofErr w:type="gramStart"/>
-      <w:r>
-        <w:rPr>
-          <w:sz w:val="22"/>
-        </w:rPr>
-        <w:t>tuning</w:t>
-      </w:r>
-      <w:proofErr w:type="gramEnd"/>
-      <w:r>
-        <w:rPr>
-          <w:sz w:val="22"/>
-        </w:rPr>
-        <w:t xml:space="preserve"> </w:t>
-      </w:r>
-      <w:proofErr w:type="gramStart"/>
-      <w:r>
-        <w:rPr>
-          <w:sz w:val="22"/>
-        </w:rPr>
-        <w:t>on</w:t>
-      </w:r>
-      <w:proofErr w:type="gramEnd"/>
-      <w:r>
-        <w:rPr>
-          <w:sz w:val="22"/>
-        </w:rPr>
-        <w:t xml:space="preserve"> 2022 through 2024 data, across eight holding horizons from one to one hundred twenty-six trading days, against a buy-and-hold baseline and a random-signal null distribution of one hundred simulations per horizon. The central result is that the sentiment strategy did not beat the random-signal null at any holding horizon. Risk-adjusted performance was poorest at the shortest, swing-trading horizons (a Sharpe ratio of negative 1.30 at one day and negative 0.80 at three days) and improved toward zero as the horizon </w:t>
-      </w:r>
-      <w:proofErr w:type="gramStart"/>
-      <w:r>
-        <w:rPr>
-          <w:sz w:val="22"/>
-        </w:rPr>
-        <w:t>lengthened, but</w:t>
-      </w:r>
-      <w:proofErr w:type="gramEnd"/>
-      <w:r>
-        <w:rPr>
-          <w:sz w:val="22"/>
-        </w:rPr>
-        <w:t xml:space="preserve"> never rose convincingly above the null band.</w:t>
-      </w:r>
-    </w:p>
-    <w:p>
-      <w:pPr>
-        <w:spacing w:after="120"/>
-        <w:jc w:val="both"/>
-        <w:rPr>
-          <w:sz w:val="22"/>
-        </w:rPr>
-      </w:pPr>
-      <w:r>
-        <w:rPr>
-          <w:sz w:val="22"/>
-        </w:rPr>
-        <w:t>Two mechanisms explain the short-horizon weakness, and both are visible in the results. First, the average net return per trade is negative at the short horizons (for example negative 0.002 at one day) because turnover, and therefore cumulative transaction cost, is highest when positions are flipped frequently; a weak gross signal becomes a net loss once realistic costs are subtracted. Second, the raw signal itself is weak and short-lived, as established by the small sentiment-return correlation in Section 5.3. The horizons where cost drag is lightest (forty-two days and beyond) are position-trading rather than swing horizons, and there the trade counts collapse (fifty trades at forty-two days, thirty at sixty-three, ten at one hundred twenty-six), so any apparent improvement is flagged low-confidence and cannot be relied upon. The signal is thus squeezed from both ends: too cost-heavy to exploit at short horizons, too data-sparse to confirm at long ones.</w:t>
-      </w:r>
-    </w:p>
-    <w:p>
-      <w:pPr>
-        <w:spacing w:after="120"/>
-        <w:jc w:val="both"/>
-        <w:rPr>
-          <w:sz w:val="22"/>
-        </w:rPr>
-      </w:pPr>
-    </w:p>
-    <w:p>
-      <w:pPr>
-        <w:spacing w:after="120"/>
-        <w:jc w:val="both"/>
-        <w:rPr>
-          <w:sz w:val="22"/>
-        </w:rPr>
-      </w:pPr>
-      <w:r>
-        <w:rPr>
-          <w:sz w:val="22"/>
-        </w:rPr>
         <w:drawing>
-          <wp:inline distT="0" distB="0" distL="0" distR="0" wp14:anchorId="52E623A4" wp14:editId="0E8D987D">
-            <wp:extent cx="3086100" cy="1726565"/>
-            <wp:effectExtent l="0" t="0" r="0" b="6985"/>
-            <wp:docPr id="3" name="Image 0" descr="/home/claude/deckfigs/decay_curve.png"/>
+          <wp:inline distT="0" distB="0" distL="0" distR="0" wp14:anchorId="560098B7" wp14:editId="60033D01">
+            <wp:extent cx="2619375" cy="2619375"/>
+            <wp:effectExtent l="0" t="0" r="9525" b="9525"/>
+            <wp:docPr id="1920701159" name="Picture 1920701159"/>
             <wp:cNvGraphicFramePr>
               <a:graphicFrameLocks xmlns:a="http://schemas.openxmlformats.org/drawingml/2006/main" noChangeAspect="1"/>
             </wp:cNvGraphicFramePr>
@@ -2205,10 +1936,8 @@
               <a:graphicData uri="http://schemas.openxmlformats.org/drawingml/2006/picture">
                 <pic:pic xmlns:pic="http://schemas.openxmlformats.org/drawingml/2006/picture">
                   <pic:nvPicPr>
-                    <pic:cNvPr id="3" name="Image 0" descr="/home/claude/deckfigs/decay_curve.png"/>
-                    <pic:cNvPicPr>
-                      <a:picLocks noChangeAspect="1"/>
-                    </pic:cNvPicPr>
+                    <pic:cNvPr id="0" name="benchmark_finbert_vs_av.png"/>
+                    <pic:cNvPicPr/>
                   </pic:nvPicPr>
                   <pic:blipFill>
                     <a:blip r:embed="rId11"/>
@@ -2219,7 +1948,7 @@
                   <pic:spPr>
                     <a:xfrm>
                       <a:off x="0" y="0"/>
-                      <a:ext cx="3086100" cy="1726565"/>
+                      <a:ext cx="2619375" cy="2619375"/>
                     </a:xfrm>
                     <a:prstGeom prst="rect">
                       <a:avLst/>
@@ -2234,230 +1963,170 @@
     </w:p>
     <w:p>
       <w:pPr>
+        <w:spacing w:after="0"/>
+        <w:rPr>
+          <w:iCs/>
+          <w:color w:val="888888"/>
+          <w:sz w:val="18"/>
+        </w:rPr>
+      </w:pPr>
+      <w:r>
+        <w:rPr>
+          <w:iCs/>
+          <w:color w:val="888888"/>
+          <w:sz w:val="18"/>
+        </w:rPr>
+        <w:lastRenderedPageBreak/>
+        <w:t>Figure 5.2</w:t>
+      </w:r>
+    </w:p>
+    <w:p>
+      <w:pPr>
+        <w:spacing w:after="0"/>
+        <w:rPr>
+          <w:iCs/>
+        </w:rPr>
+      </w:pPr>
+      <w:r>
+        <w:rPr>
+          <w:iCs/>
+          <w:color w:val="888888"/>
+          <w:sz w:val="18"/>
+        </w:rPr>
+        <w:t xml:space="preserve">Scatter of </w:t>
+      </w:r>
+      <w:proofErr w:type="spellStart"/>
+      <w:r>
+        <w:rPr>
+          <w:iCs/>
+          <w:color w:val="888888"/>
+          <w:sz w:val="18"/>
+        </w:rPr>
+        <w:t>FinBERT</w:t>
+      </w:r>
+      <w:proofErr w:type="spellEnd"/>
+      <w:r>
+        <w:rPr>
+          <w:iCs/>
+          <w:color w:val="888888"/>
+          <w:sz w:val="18"/>
+        </w:rPr>
+        <w:t xml:space="preserve"> score against Alpha Vantage sentiment score with the agreement diagonal</w:t>
+      </w:r>
+    </w:p>
+    <w:p>
+      <w:pPr>
+        <w:spacing w:before="160" w:after="80"/>
+        <w:rPr>
+          <w:iCs/>
+          <w:sz w:val="22"/>
+        </w:rPr>
+      </w:pPr>
+      <w:proofErr w:type="gramStart"/>
+      <w:r>
+        <w:rPr>
+          <w:b/>
+          <w:iCs/>
+          <w:sz w:val="22"/>
+        </w:rPr>
+        <w:t>5.3  Multi</w:t>
+      </w:r>
+      <w:proofErr w:type="gramEnd"/>
+      <w:r>
+        <w:rPr>
+          <w:b/>
+          <w:iCs/>
+          <w:sz w:val="22"/>
+        </w:rPr>
+        <w:t>-Horizon Trading Evaluation</w:t>
+      </w:r>
+    </w:p>
+    <w:p>
+      <w:pPr>
+        <w:spacing w:after="120"/>
+        <w:jc w:val="both"/>
+        <w:rPr>
+          <w:sz w:val="22"/>
+        </w:rPr>
+      </w:pPr>
+      <w:r>
+        <w:rPr>
+          <w:sz w:val="22"/>
+        </w:rPr>
+        <w:t xml:space="preserve">The trading strategy was evaluated out-of-sample on the held-out 2025 period (882 signals) after </w:t>
+      </w:r>
+      <w:proofErr w:type="gramStart"/>
+      <w:r>
+        <w:rPr>
+          <w:sz w:val="22"/>
+        </w:rPr>
+        <w:t>tuning</w:t>
+      </w:r>
+      <w:proofErr w:type="gramEnd"/>
+      <w:r>
+        <w:rPr>
+          <w:sz w:val="22"/>
+        </w:rPr>
+        <w:t xml:space="preserve"> </w:t>
+      </w:r>
+      <w:proofErr w:type="gramStart"/>
+      <w:r>
+        <w:rPr>
+          <w:sz w:val="22"/>
+        </w:rPr>
+        <w:t>on</w:t>
+      </w:r>
+      <w:proofErr w:type="gramEnd"/>
+      <w:r>
+        <w:rPr>
+          <w:sz w:val="22"/>
+        </w:rPr>
+        <w:t xml:space="preserve"> 2022 through 2024 data, across eight holding horizons from one to one hundred twenty-six trading days, against a buy-and-hold baseline and a random-signal null distribution of one hundred simulations per horizon. The central result is that the sentiment strategy did not beat the random-signal null at any holding horizon. Risk-adjusted performance was poorest at the shortest, swing-trading horizons (a Sharpe ratio of negative 1.30 at one day and negative 0.80 at three days) and improved toward zero as the horizon </w:t>
+      </w:r>
+      <w:proofErr w:type="gramStart"/>
+      <w:r>
+        <w:rPr>
+          <w:sz w:val="22"/>
+        </w:rPr>
+        <w:t>lengthened, but</w:t>
+      </w:r>
+      <w:proofErr w:type="gramEnd"/>
+      <w:r>
+        <w:rPr>
+          <w:sz w:val="22"/>
+        </w:rPr>
+        <w:t xml:space="preserve"> never rose convincingly above the null band.</w:t>
+      </w:r>
+    </w:p>
+    <w:p>
+      <w:pPr>
+        <w:spacing w:after="120"/>
+        <w:jc w:val="both"/>
+        <w:rPr>
+          <w:sz w:val="22"/>
+        </w:rPr>
+      </w:pPr>
+      <w:r>
+        <w:rPr>
+          <w:sz w:val="22"/>
+        </w:rPr>
+        <w:t>Two mechanisms explain this, both visible in the results. At the short horizons, average net trade return is negative (for example −0.002 at one day) because frequent position turnover makes cumulative transaction cost highest exactly there, turning a weak gross signal into a net loss. At the long horizons where cost drag is lightest, trade counts collapse (fifty at forty-two days, thirty at sixty-three, ten at one hundred twenty-six), so those points are flagged low-confidence. The signal is squeezed from both ends: too cost-heavy to exploit at short horizons, too data-sparse to confirm at long ones. Figure 5.4 shows the same story in cumulative terms, with the sentiment strategy trailing equal-weighted buy-and-hold over the out-of-sample period.</w:t>
+      </w:r>
+    </w:p>
+    <w:p>
+      <w:pPr>
         <w:spacing w:before="120" w:after="40"/>
         <w:jc w:val="center"/>
       </w:pPr>
       <w:r>
         <w:rPr>
-          <w:i/>
-          <w:color w:val="888888"/>
-          <w:sz w:val="18"/>
-        </w:rPr>
-        <w:t>[Figure 5.3]</w:t>
-      </w:r>
-    </w:p>
-    <w:p>
-      <w:pPr>
-        <w:spacing w:after="160"/>
-        <w:jc w:val="center"/>
-      </w:pPr>
-      <w:r>
-        <w:rPr>
-          <w:i/>
-          <w:color w:val="888888"/>
-          <w:sz w:val="18"/>
-        </w:rPr>
-        <w:t>Horizon-decay curves of Sharpe ratio, average net trade return, and hit rate across the eight horizons, with the random-signal null band overlaid.</w:t>
-      </w:r>
-    </w:p>
-    <w:p>
-      <w:pPr>
-        <w:spacing w:before="120" w:after="40"/>
-        <w:jc w:val="center"/>
-      </w:pPr>
-      <w:r>
-        <w:rPr>
-          <w:i/>
-          <w:color w:val="888888"/>
-          <w:sz w:val="18"/>
-        </w:rPr>
-        <w:t>[Figure 5.4]</w:t>
-      </w:r>
-    </w:p>
-    <w:p>
-      <w:pPr>
-        <w:spacing w:after="160"/>
-        <w:jc w:val="center"/>
-      </w:pPr>
-      <w:r>
-        <w:rPr>
-          <w:i/>
-          <w:color w:val="888888"/>
-          <w:sz w:val="18"/>
-        </w:rPr>
-        <w:t>Equity curves for representative horizons against the equal-weighted buy-and-hold baseline.</w:t>
-      </w:r>
-    </w:p>
-    <w:p>
-      <w:pPr>
-        <w:spacing w:before="160" w:after="80"/>
-        <w:rPr>
-          <w:iCs/>
-          <w:sz w:val="22"/>
-        </w:rPr>
-      </w:pPr>
-      <w:proofErr w:type="gramStart"/>
-      <w:r>
-        <w:rPr>
-          <w:b/>
-          <w:iCs/>
-          <w:sz w:val="22"/>
-        </w:rPr>
-        <w:t>5.5  Optimization</w:t>
-      </w:r>
-      <w:proofErr w:type="gramEnd"/>
-    </w:p>
-    <w:p>
-      <w:pPr>
-        <w:spacing w:after="120"/>
-        <w:jc w:val="both"/>
-        <w:rPr>
-          <w:sz w:val="22"/>
-        </w:rPr>
-      </w:pPr>
-      <w:r>
-        <w:rPr>
-          <w:sz w:val="22"/>
-        </w:rPr>
-        <w:t>Hyperparameter optimization searched a grid over the sentiment entry threshold (0.25, 0.35, 0.45), the rolling aggregation window (1, 3, 5 days), and the minimum article support (1, 2, 3), evaluating each configuration only on the in-sample period at the median ten-day horizon and selecting on in-sample Sharpe. The selected configuration achieved an in-sample Sharpe of only 0.125, and the top five configurations spanned a range of just 0.001 to 0.125. This near-zero clustering is itself the key optimization finding: the configurations are statistically indistinguishable, so the search did not identify a setting with meaningful, stable predictive power. Tuning could not rescue the signal, and pursuing a configuration that happened to score highest in-sample would risk selection-driven overfitting rather than genuine improvement (Bailey</w:t>
-      </w:r>
-      <w:r>
-        <w:rPr>
-          <w:sz w:val="22"/>
-        </w:rPr>
-        <w:t xml:space="preserve"> et al.</w:t>
-      </w:r>
-      <w:r>
-        <w:rPr>
-          <w:sz w:val="22"/>
-        </w:rPr>
-        <w:t>, 2014).</w:t>
-      </w:r>
-    </w:p>
-    <w:p>
-      <w:pPr>
-        <w:spacing w:after="120"/>
-        <w:jc w:val="both"/>
-        <w:rPr>
-          <w:sz w:val="22"/>
-        </w:rPr>
-      </w:pPr>
-      <w:r>
-        <w:rPr>
-          <w:sz w:val="22"/>
-        </w:rPr>
-        <w:t>The LSTM comparison model, which learns a signal from sequences of combined sentiment and price features, reached a validation area-under-the-curve that remained near or below 0.50 across training (for example 0.45 to 0.55), indicating no better than chance discrimination of the forward-return sign. That a learned model with access to both sentiment and technical features also failed to find exploitable structure reinforces, rather than contradicts, the rule-based result.</w:t>
-      </w:r>
-    </w:p>
-    <w:p>
-      <w:pPr>
-        <w:spacing w:before="120" w:after="40"/>
-        <w:jc w:val="center"/>
-      </w:pPr>
-      <w:r>
-        <w:rPr>
-          <w:i/>
-          <w:color w:val="888888"/>
-          <w:sz w:val="18"/>
-        </w:rPr>
-        <w:t>[Figure 5.5]</w:t>
-      </w:r>
-    </w:p>
-    <w:p>
-      <w:pPr>
-        <w:spacing w:after="160"/>
-        <w:jc w:val="center"/>
-      </w:pPr>
-      <w:r>
-        <w:rPr>
-          <w:i/>
-          <w:color w:val="888888"/>
-          <w:sz w:val="18"/>
-        </w:rPr>
-        <w:t>Grid-search results (in-sample Sharpe per configuration) and the LSTM training and validation area-under-the-curve curves.</w:t>
-      </w:r>
-    </w:p>
-    <w:p>
-      <w:pPr>
-        <w:spacing w:before="160" w:after="80"/>
-        <w:rPr>
-          <w:b/>
-          <w:iCs/>
-          <w:sz w:val="22"/>
-        </w:rPr>
-      </w:pPr>
-      <w:proofErr w:type="gramStart"/>
-      <w:r>
-        <w:rPr>
-          <w:b/>
-          <w:iCs/>
-          <w:sz w:val="22"/>
-        </w:rPr>
-        <w:t>5.6  Robustness</w:t>
-      </w:r>
-      <w:proofErr w:type="gramEnd"/>
-      <w:r>
-        <w:rPr>
-          <w:b/>
-          <w:iCs/>
-          <w:sz w:val="22"/>
-        </w:rPr>
-        <w:t>: FinBERT versus Alpha Vantage as the Signal Source</w:t>
-      </w:r>
-    </w:p>
-    <w:p>
-      <w:pPr>
-        <w:spacing w:after="120"/>
-        <w:jc w:val="both"/>
-        <w:rPr>
-          <w:sz w:val="22"/>
-        </w:rPr>
-      </w:pPr>
-      <w:r>
-        <w:rPr>
-          <w:sz w:val="22"/>
-        </w:rPr>
-        <w:t xml:space="preserve">A natural objection to any negative trading result is that the sentiment model itself, rather than news sentiment in general, may be responsible for the failure. To address this, the identical pipeline was re-run with Alpha Vantage's independent commercial sentiment score driving the signal in place of the project's </w:t>
-      </w:r>
-      <w:r>
-        <w:rPr>
-          <w:sz w:val="22"/>
-        </w:rPr>
-        <w:lastRenderedPageBreak/>
-        <w:t xml:space="preserve">FinBERT score, holding every other stage constant: the same aggregation, entry rule, thresholds, trend filter, backtesting engine, random-signal null, and out-of-sample split. Only the per-article sentiment column was changed, so any difference in the result is attributable solely to the choice of sentiment source. As shown in Figure 5.6, the two sentiment sources produce the same qualitative outcome: the Alpha Vantage-driven strategy also fails to beat the random-signal null at every one of the eight holding horizons, and its risk-adjusted returns track the FinBERT-driven curve closely, sitting at or below it across most of the range rather than above it. The commercial score generated fewer entry signals over the out-of-sample period (114 versus 790), because its score distribution places fewer articles beyond the entry threshold, so its longest-horizon points rest on thin trade counts and are read with the same caution applied throughout. The central conclusion is unaffected: the absence of a tradeable edge is a property of daily news sentiment in this universe and cost regime, not an artifact of the </w:t>
-      </w:r>
-      <w:proofErr w:type="gramStart"/>
-      <w:r>
-        <w:rPr>
-          <w:sz w:val="22"/>
-        </w:rPr>
-        <w:t>particular FinBERT</w:t>
-      </w:r>
-      <w:proofErr w:type="gramEnd"/>
-      <w:r>
-        <w:rPr>
-          <w:sz w:val="22"/>
-        </w:rPr>
-        <w:t xml:space="preserve"> model, since an independently trained commercial scorer yields the same failure to beat the null at any horizon.</w:t>
-      </w:r>
-    </w:p>
-    <w:p>
-      <w:pPr>
-        <w:spacing w:after="120"/>
-        <w:jc w:val="both"/>
-        <w:rPr>
-          <w:sz w:val="22"/>
-        </w:rPr>
-      </w:pPr>
-      <w:r>
-        <w:rPr>
-          <w:sz w:val="22"/>
+          <w:noProof/>
         </w:rPr>
         <w:drawing>
-          <wp:inline distT="0" distB="0" distL="0" distR="0" wp14:anchorId="598F251E" wp14:editId="6EB06AF7">
-            <wp:extent cx="3086100" cy="1598930"/>
-            <wp:effectExtent l="0" t="0" r="0" b="1270"/>
-            <wp:docPr id="1577779022" name="Picture 1"/>
+          <wp:inline distT="0" distB="0" distL="0" distR="0" wp14:anchorId="52CAD614" wp14:editId="38DCD688">
+            <wp:extent cx="3115364" cy="1581785"/>
+            <wp:effectExtent l="0" t="0" r="8890" b="0"/>
+            <wp:docPr id="1920701162" name="Picture 1920701162"/>
             <wp:cNvGraphicFramePr>
               <a:graphicFrameLocks xmlns:a="http://schemas.openxmlformats.org/drawingml/2006/main" noChangeAspect="1"/>
             </wp:cNvGraphicFramePr>
@@ -2465,7 +2134,7 @@
               <a:graphicData uri="http://schemas.openxmlformats.org/drawingml/2006/picture">
                 <pic:pic xmlns:pic="http://schemas.openxmlformats.org/drawingml/2006/picture">
                   <pic:nvPicPr>
-                    <pic:cNvPr id="1577779022" name=""/>
+                    <pic:cNvPr id="0" name="image.png"/>
                     <pic:cNvPicPr/>
                   </pic:nvPicPr>
                   <pic:blipFill>
@@ -2477,7 +2146,7 @@
                   <pic:spPr>
                     <a:xfrm>
                       <a:off x="0" y="0"/>
-                      <a:ext cx="3086100" cy="1598930"/>
+                      <a:ext cx="3132264" cy="1590366"/>
                     </a:xfrm>
                     <a:prstGeom prst="rect">
                       <a:avLst/>
@@ -2492,37 +2161,383 @@
     </w:p>
     <w:p>
       <w:pPr>
-        <w:spacing w:before="120" w:after="40"/>
-      </w:pPr>
-      <w:r>
-        <w:rPr>
-          <w:i/>
+        <w:spacing w:after="0"/>
+        <w:rPr>
+          <w:iCs/>
           <w:color w:val="888888"/>
           <w:sz w:val="18"/>
         </w:rPr>
-        <w:t>[Figure 5.6]</w:t>
+      </w:pPr>
+      <w:r>
+        <w:rPr>
+          <w:iCs/>
+          <w:color w:val="888888"/>
+          <w:sz w:val="18"/>
+        </w:rPr>
+        <w:t>Figure 5.3</w:t>
       </w:r>
     </w:p>
     <w:p>
       <w:pPr>
-        <w:spacing w:after="160"/>
-      </w:pPr>
-      <w:r>
-        <w:rPr>
-          <w:i/>
+        <w:spacing w:after="0"/>
+        <w:rPr>
+          <w:iCs/>
+        </w:rPr>
+      </w:pPr>
+      <w:r>
+        <w:rPr>
+          <w:iCs/>
           <w:color w:val="888888"/>
           <w:sz w:val="18"/>
         </w:rPr>
-        <w:t>Out-of-sample Sharpe ratio across the eight holding horizons for the strategy driven by FinBERT sentiment versus Alpha Vantage sentiment, with the random-signal null band overlaid. Both sources remain within or below the null band at every horizon.</w:t>
+        <w:t>Horizon-decay curves of Sharpe ratio, average net trade return, and hit rate across the eight horizons, with the random-signal null band overlaid.</w:t>
       </w:r>
     </w:p>
     <w:p>
       <w:pPr>
+        <w:spacing w:before="120" w:after="40"/>
+        <w:jc w:val="center"/>
+      </w:pPr>
+      <w:r>
+        <w:rPr>
+          <w:noProof/>
+        </w:rPr>
+        <w:drawing>
+          <wp:inline distT="0" distB="0" distL="0" distR="0" wp14:anchorId="386214CA" wp14:editId="08DAF644">
+            <wp:extent cx="3411141" cy="1819275"/>
+            <wp:effectExtent l="0" t="0" r="0" b="0"/>
+            <wp:docPr id="1920701160" name="Picture 1920701160"/>
+            <wp:cNvGraphicFramePr>
+              <a:graphicFrameLocks xmlns:a="http://schemas.openxmlformats.org/drawingml/2006/main" noChangeAspect="1"/>
+            </wp:cNvGraphicFramePr>
+            <a:graphic xmlns:a="http://schemas.openxmlformats.org/drawingml/2006/main">
+              <a:graphicData uri="http://schemas.openxmlformats.org/drawingml/2006/picture">
+                <pic:pic xmlns:pic="http://schemas.openxmlformats.org/drawingml/2006/picture">
+                  <pic:nvPicPr>
+                    <pic:cNvPr id="0" name="equity_curves.png"/>
+                    <pic:cNvPicPr/>
+                  </pic:nvPicPr>
+                  <pic:blipFill>
+                    <a:blip r:embed="rId13"/>
+                    <a:stretch>
+                      <a:fillRect/>
+                    </a:stretch>
+                  </pic:blipFill>
+                  <pic:spPr>
+                    <a:xfrm>
+                      <a:off x="0" y="0"/>
+                      <a:ext cx="3423327" cy="1825774"/>
+                    </a:xfrm>
+                    <a:prstGeom prst="rect">
+                      <a:avLst/>
+                    </a:prstGeom>
+                  </pic:spPr>
+                </pic:pic>
+              </a:graphicData>
+            </a:graphic>
+          </wp:inline>
+        </w:drawing>
+      </w:r>
+    </w:p>
+    <w:p>
+      <w:pPr>
+        <w:spacing w:after="0"/>
+        <w:rPr>
+          <w:iCs/>
+          <w:color w:val="888888"/>
+          <w:sz w:val="18"/>
+        </w:rPr>
+      </w:pPr>
+      <w:r>
+        <w:rPr>
+          <w:iCs/>
+          <w:color w:val="888888"/>
+          <w:sz w:val="18"/>
+        </w:rPr>
+        <w:t>Figure 5.</w:t>
+      </w:r>
+      <w:r>
+        <w:rPr>
+          <w:iCs/>
+          <w:color w:val="888888"/>
+          <w:sz w:val="18"/>
+        </w:rPr>
+        <w:t>4</w:t>
+      </w:r>
+    </w:p>
+    <w:p>
+      <w:pPr>
+        <w:spacing w:after="0"/>
+        <w:rPr>
+          <w:iCs/>
+        </w:rPr>
+      </w:pPr>
+      <w:r>
+        <w:rPr>
+          <w:iCs/>
+          <w:color w:val="888888"/>
+          <w:sz w:val="18"/>
+        </w:rPr>
+        <w:t>Equity curves for representative horizons against the equal-weighted buy-and-hold baseline.</w:t>
+      </w:r>
+    </w:p>
+    <w:p>
+      <w:pPr>
+        <w:spacing w:before="160" w:after="80"/>
+        <w:rPr>
+          <w:iCs/>
+          <w:sz w:val="22"/>
+        </w:rPr>
+      </w:pPr>
+      <w:proofErr w:type="gramStart"/>
+      <w:r>
+        <w:rPr>
+          <w:b/>
+          <w:iCs/>
+          <w:sz w:val="22"/>
+        </w:rPr>
+        <w:t>5.</w:t>
+      </w:r>
+      <w:r>
+        <w:rPr>
+          <w:b/>
+          <w:iCs/>
+          <w:sz w:val="22"/>
+        </w:rPr>
+        <w:t>4</w:t>
+      </w:r>
+      <w:r>
+        <w:rPr>
+          <w:b/>
+          <w:iCs/>
+          <w:sz w:val="22"/>
+        </w:rPr>
+        <w:t xml:space="preserve">  Optimization</w:t>
+      </w:r>
+      <w:proofErr w:type="gramEnd"/>
+    </w:p>
+    <w:p>
+      <w:pPr>
+        <w:spacing w:after="120"/>
+        <w:jc w:val="both"/>
+        <w:rPr>
+          <w:sz w:val="22"/>
+        </w:rPr>
+      </w:pPr>
+      <w:r>
+        <w:rPr>
+          <w:sz w:val="22"/>
+        </w:rPr>
+        <w:t>Hyperparameter optimization searched a grid over the entry threshold, aggregation window, and minimum article support, evaluating each configuration only on the in-sample period and selecting on in-sample Sharpe. The selected configuration reached an in-sample Sharpe of only 0.125, and the top five configurations spanned just 0.001 to 0.125. This near-zero clustering is itself the finding: the configurations are statistically indistinguishable, so tuning identified no setting with stable predictive power, and pursuing the top in-sample scorer would risk selection-driven overfitting (Bailey et al., 2014).</w:t>
+      </w:r>
+    </w:p>
+    <w:p>
+      <w:pPr>
+        <w:spacing w:after="120"/>
+        <w:jc w:val="both"/>
+        <w:rPr>
+          <w:sz w:val="22"/>
+        </w:rPr>
+      </w:pPr>
+      <w:r>
+        <w:rPr>
+          <w:sz w:val="22"/>
+        </w:rPr>
+        <w:t>The LSTM comparison model, which learns a signal from sequences of combined sentiment and price features, reached a validation area-under-the-curve that remained near or below 0.50 across training (for example 0.45 to 0.55), indicating no better than chance discrimination of the forward-return sign. That a learned model with access to both sentiment and technical features also failed to find exploitable structure reinforces, rather than contradicts, the rule-based result.</w:t>
+      </w:r>
+    </w:p>
+    <w:p>
+      <w:pPr>
+        <w:spacing w:before="160" w:after="80"/>
+        <w:rPr>
+          <w:b/>
+          <w:iCs/>
+          <w:sz w:val="22"/>
+        </w:rPr>
+      </w:pPr>
+      <w:proofErr w:type="gramStart"/>
+      <w:r>
+        <w:rPr>
+          <w:b/>
+          <w:iCs/>
+          <w:sz w:val="22"/>
+        </w:rPr>
+        <w:t>5.</w:t>
+      </w:r>
+      <w:r>
+        <w:rPr>
+          <w:b/>
+          <w:iCs/>
+          <w:sz w:val="22"/>
+        </w:rPr>
+        <w:t>5</w:t>
+      </w:r>
+      <w:r>
+        <w:rPr>
+          <w:b/>
+          <w:iCs/>
+          <w:sz w:val="22"/>
+        </w:rPr>
+        <w:t xml:space="preserve">  Robustness</w:t>
+      </w:r>
+      <w:proofErr w:type="gramEnd"/>
+      <w:r>
+        <w:rPr>
+          <w:b/>
+          <w:iCs/>
+          <w:sz w:val="22"/>
+        </w:rPr>
+        <w:t xml:space="preserve">: </w:t>
+      </w:r>
+      <w:proofErr w:type="spellStart"/>
+      <w:r>
+        <w:rPr>
+          <w:b/>
+          <w:iCs/>
+          <w:sz w:val="22"/>
+        </w:rPr>
+        <w:t>FinBERT</w:t>
+      </w:r>
+      <w:proofErr w:type="spellEnd"/>
+      <w:r>
+        <w:rPr>
+          <w:b/>
+          <w:iCs/>
+          <w:sz w:val="22"/>
+        </w:rPr>
+        <w:t xml:space="preserve"> versus Alpha Vantage as the Signal Source</w:t>
+      </w:r>
+    </w:p>
+    <w:p>
+      <w:pPr>
+        <w:spacing w:after="120"/>
+        <w:jc w:val="both"/>
+        <w:rPr>
+          <w:sz w:val="22"/>
+        </w:rPr>
+      </w:pPr>
+      <w:r>
+        <w:rPr>
+          <w:sz w:val="22"/>
+        </w:rPr>
+        <w:t>A natural objection to a negative result is that the sentiment model itself, not news sentiment in general, caused the failure. To test this, the identical pipeline was re-run with Alpha Vantage's independent commercial score driving the signal in place of FinBERT, changing only the per-article sentiment column. As shown in Figure 5.</w:t>
+      </w:r>
+      <w:r>
+        <w:rPr>
+          <w:sz w:val="22"/>
+        </w:rPr>
+        <w:t>5</w:t>
+      </w:r>
+      <w:r>
+        <w:rPr>
+          <w:sz w:val="22"/>
+        </w:rPr>
+        <w:t xml:space="preserve">, both sources produce </w:t>
+      </w:r>
+      <w:r>
+        <w:rPr>
+          <w:sz w:val="22"/>
+        </w:rPr>
+        <w:lastRenderedPageBreak/>
+        <w:t>the same outcome: the Alpha Vantage-driven strategy also fails to beat the null at every horizon, tracking at or below the FinBERT curve. (It generated fewer signals, 114 versus 790, so its longest-horizon points rest on thin counts and are read with caution.) The central conclusion is therefore not an artifact of one model: an independently trained commercial scorer yields the same failure to beat the null at any horizon.</w:t>
+      </w:r>
+    </w:p>
+    <w:p>
+      <w:pPr>
+        <w:spacing w:before="120" w:after="40"/>
+        <w:jc w:val="center"/>
+      </w:pPr>
+      <w:r>
+        <w:rPr>
+          <w:noProof/>
+        </w:rPr>
+        <w:drawing>
+          <wp:inline distT="0" distB="0" distL="0" distR="0" wp14:anchorId="7653BF17" wp14:editId="720BC62D">
+            <wp:extent cx="3106372" cy="1533525"/>
+            <wp:effectExtent l="0" t="0" r="0" b="0"/>
+            <wp:docPr id="1920701163" name="Picture 1920701163"/>
+            <wp:cNvGraphicFramePr>
+              <a:graphicFrameLocks xmlns:a="http://schemas.openxmlformats.org/drawingml/2006/main" noChangeAspect="1"/>
+            </wp:cNvGraphicFramePr>
+            <a:graphic xmlns:a="http://schemas.openxmlformats.org/drawingml/2006/main">
+              <a:graphicData uri="http://schemas.openxmlformats.org/drawingml/2006/picture">
+                <pic:pic xmlns:pic="http://schemas.openxmlformats.org/drawingml/2006/picture">
+                  <pic:nvPicPr>
+                    <pic:cNvPr id="0" name="robustness_overlay.png"/>
+                    <pic:cNvPicPr/>
+                  </pic:nvPicPr>
+                  <pic:blipFill>
+                    <a:blip r:embed="rId14"/>
+                    <a:stretch>
+                      <a:fillRect/>
+                    </a:stretch>
+                  </pic:blipFill>
+                  <pic:spPr>
+                    <a:xfrm>
+                      <a:off x="0" y="0"/>
+                      <a:ext cx="3114366" cy="1537471"/>
+                    </a:xfrm>
+                    <a:prstGeom prst="rect">
+                      <a:avLst/>
+                    </a:prstGeom>
+                  </pic:spPr>
+                </pic:pic>
+              </a:graphicData>
+            </a:graphic>
+          </wp:inline>
+        </w:drawing>
+      </w:r>
+    </w:p>
+    <w:p>
+      <w:pPr>
+        <w:spacing w:after="0"/>
+        <w:rPr>
+          <w:iCs/>
+          <w:color w:val="888888"/>
+          <w:sz w:val="18"/>
+        </w:rPr>
+      </w:pPr>
+      <w:r>
+        <w:rPr>
+          <w:iCs/>
+          <w:color w:val="888888"/>
+          <w:sz w:val="18"/>
+        </w:rPr>
+        <w:t>Figure 5.</w:t>
+      </w:r>
+      <w:r>
+        <w:rPr>
+          <w:iCs/>
+          <w:color w:val="888888"/>
+          <w:sz w:val="18"/>
+        </w:rPr>
+        <w:t>5</w:t>
+      </w:r>
+    </w:p>
+    <w:p>
+      <w:pPr>
+        <w:spacing w:after="0"/>
+        <w:rPr>
+          <w:iCs/>
+        </w:rPr>
+      </w:pPr>
+      <w:r>
+        <w:rPr>
+          <w:iCs/>
+          <w:color w:val="888888"/>
+          <w:sz w:val="18"/>
+        </w:rPr>
+        <w:t>Out-of-sample Sharpe ratio across the eight holding horizons for the strategy driven by FinBERT sentiment versus Alpha Vantage sentiment, with the random-signal null band overlaid. Both sources remain within or below the null band at every horizon.</w:t>
+      </w:r>
+    </w:p>
+    <w:p>
+      <w:pPr>
         <w:spacing w:before="200" w:after="120"/>
         <w:rPr>
           <w:rFonts w:asciiTheme="minorHAnsi" w:hAnsiTheme="minorHAnsi"/>
         </w:rPr>
       </w:pPr>
+      <w:proofErr w:type="gramStart"/>
       <w:r>
         <w:rPr>
           <w:rFonts w:asciiTheme="minorHAnsi" w:hAnsiTheme="minorHAnsi"/>
@@ -2531,6 +2546,7 @@
         </w:rPr>
         <w:t>6  Conclusion</w:t>
       </w:r>
+      <w:proofErr w:type="gramEnd"/>
     </w:p>
     <w:p>
       <w:pPr>
@@ -2572,13 +2588,7 @@
         <w:rPr>
           <w:sz w:val="22"/>
         </w:rPr>
-        <w:t xml:space="preserve"> as the holding period lengthens. To answer it, the project built a full pipeline: multi-year news ingestion from Alpha Vantage, transformer-based sentiment scoring with a fine-tuned FinBERT model, </w:t>
-      </w:r>
-      <w:r>
-        <w:rPr>
-          <w:sz w:val="22"/>
-        </w:rPr>
-        <w:t>point-in-time signal generation, and a cost-aware backtesting engine that evaluated one signal stream across eight holding horizons against buy-and-hold and random-signal baselines.</w:t>
+        <w:t xml:space="preserve"> as the holding period lengthens. To answer it, the project built a full pipeline: multi-year news ingestion from Alpha Vantage, transformer-based sentiment scoring with a fine-tuned FinBERT model, point-in-time signal generation, and a cost-aware backtesting engine that evaluated one signal stream across eight holding horizons against buy-and-hold and random-signal baselines.</w:t>
       </w:r>
     </w:p>
     <w:p>
@@ -2593,35 +2603,7 @@
         <w:rPr>
           <w:sz w:val="22"/>
         </w:rPr>
-        <w:t xml:space="preserve">In relation to the hypothesis, the evidence indicates that the sentiment signal does not translate into tradeable value: out-of-sample, the strategy failed to beat a random-signal null at every holding horizon, hyperparameter tuning produced only statistically indistinguishable, near-zero configurations, and a learned LSTM model performed at chance. Rather than confirming a clean decay curve of exploitable profit, the results show a signal too weak to overcome transaction costs at the short horizons where </w:t>
-      </w:r>
-      <w:proofErr w:type="gramStart"/>
-      <w:r>
-        <w:rPr>
-          <w:sz w:val="22"/>
-        </w:rPr>
-        <w:t>it</w:t>
-      </w:r>
-      <w:proofErr w:type="gramEnd"/>
-      <w:r>
-        <w:rPr>
-          <w:sz w:val="22"/>
-        </w:rPr>
-        <w:t xml:space="preserve"> would be traded. This outcome is fully consistent with the project's stated position that a well-supported negative result is as valuable as a positive one, and with an </w:t>
-      </w:r>
-      <w:proofErr w:type="gramStart"/>
-      <w:r>
-        <w:rPr>
-          <w:sz w:val="22"/>
-        </w:rPr>
-        <w:t>efficient-market</w:t>
-      </w:r>
-      <w:proofErr w:type="gramEnd"/>
-      <w:r>
-        <w:rPr>
-          <w:sz w:val="22"/>
-        </w:rPr>
-        <w:t xml:space="preserve"> interpretation in which public news is priced in too quickly to be exploited by a retail-frequency strategy.</w:t>
+        <w:t>The evidence does not support the hypothesis: out-of-sample, the strategy failed to beat a random-signal null at every horizon, tuning produced only statistically indistinguishable near-zero configurations, and the LSTM performed at chance. Rather than a decay curve of exploitable profit, the results show a signal too weak to overcome transaction costs where it would be traded, consistent with the project's position that a well-supported negative result is as valuable as a positive one and with an efficient-market reading in which public news is priced in too quickly to exploit at retail frequency.</w:t>
       </w:r>
     </w:p>
     <w:p>
@@ -2636,21 +2618,21 @@
         <w:rPr>
           <w:sz w:val="22"/>
         </w:rPr>
-        <w:t xml:space="preserve">The most significant and genuinely useful result is the explanation of why the swing-trading application fails, which the horizon design was built to reveal: the signal is squeezed from both ends, too cost-heavy to exploit at short horizons and too data-sparse to confirm at long ones. A close second is the sentiment benchmark, where an independently trained commercial model agreed with the project's FinBERT scores on seventy-five percent of article directions, establishing that the sentiment measurement itself is sound and that the failure lies in the tradeability of the signal, not in the quality of the sentiment scoring. A robustness check that re-ran the entire strategy on Alpha Vantage's independent sentiment score reinforced this: both sources failed to beat the random-signal null at every horizon, showing the negative result does not depend on the </w:t>
+        <w:t xml:space="preserve">The most useful result is the explanation of why the swing-trading case fails: the signal is squeezed from both ends, cost-crushed at short horizons and data-starved at long ones. Supporting this, the benchmark showed the commercial and FinBERT scores agree on 75 percent of article directions, so the sentiment measurement is sound; and a robustness check driving the signal with Alpha Vantage's score reproduced the same failure at every horizon, confirming the result does not depend on the </w:t>
       </w:r>
       <w:proofErr w:type="gramStart"/>
       <w:r>
         <w:rPr>
           <w:sz w:val="22"/>
         </w:rPr>
-        <w:t>particular sentiment</w:t>
+        <w:t>particular model</w:t>
       </w:r>
       <w:proofErr w:type="gramEnd"/>
       <w:r>
         <w:rPr>
           <w:sz w:val="22"/>
         </w:rPr>
-        <w:t xml:space="preserve"> model.</w:t>
+        <w:t>.</w:t>
       </w:r>
     </w:p>
     <w:p>
@@ -2665,14 +2647,7 @@
         <w:rPr>
           <w:sz w:val="22"/>
         </w:rPr>
-        <w:t xml:space="preserve">The most unexpected result concerned evaluation discipline itself. An initial evaluation contained a configuration-selection error and an overly short out-of-sample window that had made two long horizons appear to beat the null; fixing the split to a full held-out year and freezing the selected configuration removed those apparent wins. This underscored how sensitive backtest conclusions are to evaluation discipline and how easily look-ahead or selection artifacts can manufacture false </w:t>
-      </w:r>
-      <w:r>
-        <w:rPr>
-          <w:sz w:val="22"/>
-        </w:rPr>
-        <w:lastRenderedPageBreak/>
-        <w:t>signal, which is precisely the hazard the backtesting literature warns against.</w:t>
+        <w:t>The most unexpected result concerned evaluation discipline itself: an early run with a configuration-selection error and too-short a holdout had made two long horizons appear to beat the null, and fixing the split and freezing the selected configuration removed those apparent wins, a concrete reminder of how easily selection artifacts manufacture false signal.</w:t>
       </w:r>
     </w:p>
     <w:p>
@@ -2714,7 +2689,7 @@
         <w:rPr>
           <w:sz w:val="22"/>
         </w:rPr>
-        <w:t>Several directions would extend this work. An earnings-conditioned analysis would test whether sentiment predictability concentrates around earnings announcements, using Alpha Vantage earnings-surprise data (actual versus consensus earnings per share), motivated by the post-earnings announcement drift literature (Bernard &amp; Thomas, 1989); this asks when the signal works rather than searching for a feature that makes it work. Broadening the data would extend the news history beyond the March 2022 archive floor, add sources such as Finnhub for cross-source robustness, and widen the universe beyond twenty large-cap names to test whether a signal exists in less efficiently priced small caps. Alternative models and richer inputs, including full article bodies and earnings-call transcripts with sequence architectures beyond the baseline LSTM, could be evaluated on the same horizon grid so comparisons remain controlled. Finally, productionization would replace the point-in-time historical reconstruction with a live streaming ingest and scheduled scoring, add monitoring for sentiment-model drift, and paper-trade the screener before any capital is committed, given that the current evidence does not support live deployment as a profit strategy.</w:t>
+        <w:t>Several directions would extend this work. The most promising is an earnings-conditioned analysis testing whether sentiment predictability concentrates around earnings announcements, using Alpha Vantage earnings-surprise data and motivated by the post-earnings announcement drift literature (Bernard &amp; Thomas, 1989). Others include broadening the data (deeper history, additional sources, and smaller-cap names that may be less efficiently priced), richer text inputs such as full articles and earnings-call transcripts, and a productionization path with live ingestion, drift monitoring, and paper trading before any capital is committed.</w:t>
       </w:r>
     </w:p>
     <w:p>
@@ -2734,6 +2709,51 @@
     </w:p>
     <w:p>
       <w:pPr>
+        <w:spacing w:after="120"/>
+        <w:jc w:val="both"/>
+        <w:rPr>
+          <w:sz w:val="22"/>
+        </w:rPr>
+      </w:pPr>
+    </w:p>
+    <w:p>
+      <w:pPr>
+        <w:spacing w:after="120"/>
+        <w:jc w:val="both"/>
+        <w:rPr>
+          <w:sz w:val="22"/>
+        </w:rPr>
+      </w:pPr>
+    </w:p>
+    <w:p>
+      <w:pPr>
+        <w:spacing w:after="120"/>
+        <w:jc w:val="both"/>
+        <w:rPr>
+          <w:sz w:val="22"/>
+        </w:rPr>
+      </w:pPr>
+    </w:p>
+    <w:p>
+      <w:pPr>
+        <w:spacing w:after="120"/>
+        <w:jc w:val="both"/>
+        <w:rPr>
+          <w:sz w:val="22"/>
+        </w:rPr>
+      </w:pPr>
+    </w:p>
+    <w:p>
+      <w:pPr>
+        <w:spacing w:after="120"/>
+        <w:jc w:val="both"/>
+        <w:rPr>
+          <w:sz w:val="22"/>
+        </w:rPr>
+      </w:pPr>
+    </w:p>
+    <w:p>
+      <w:pPr>
         <w:spacing w:before="200" w:after="120"/>
       </w:pPr>
       <w:r>
@@ -2741,6 +2761,7 @@
           <w:b/>
           <w:sz w:val="26"/>
         </w:rPr>
+        <w:lastRenderedPageBreak/>
         <w:t>ACKNOWLEDGMENTS</w:t>
       </w:r>
     </w:p>
@@ -2952,7 +2973,10 @@
         <w:ind w:left="432" w:hanging="432"/>
       </w:pPr>
       <w:r>
-        <w:t>Fischer, T., &amp; Krauss, C. (2018). Deep learning with long short-term memory networks for financial market predictions. European Journal of Operational Research, 270(2), 654-669.</w:t>
+        <w:t xml:space="preserve">Fischer, T., &amp; Krauss, C. (2018). Deep learning with long short-term memory networks for financial market </w:t>
+      </w:r>
+      <w:r>
+        <w:t>predictions. European Journal of Operational Research, 270(2), 654-669.</w:t>
       </w:r>
     </w:p>
     <w:p>
@@ -2988,11 +3012,7 @@
         <w:ind w:left="432" w:hanging="432"/>
       </w:pPr>
       <w:r>
-        <w:t xml:space="preserve">Ke, Z. T., Kelly, B. T., &amp; Xiu, D. (2019). Predicting returns with text data (NBER Working Paper No. 26186). </w:t>
-      </w:r>
-      <w:r>
-        <w:lastRenderedPageBreak/>
-        <w:t>National Bureau of Economic Research. https://doi.org/10.3386/w26186</w:t>
+        <w:t>Ke, Z. T., Kelly, B. T., &amp; Xiu, D. (2019). Predicting returns with text data (NBER Working Paper No. 26186). National Bureau of Economic Research. https://doi.org/10.3386/w26186</w:t>
       </w:r>
     </w:p>
     <w:p>
